--- a/public/chat_files/cruz_bio_and_outreach_final.docx
+++ b/public/chat_files/cruz_bio_and_outreach_final.docx
@@ -40,7 +40,7 @@
         <w:rPr>
           <w:sz w:val="22"/>
         </w:rPr>
-        <w:t xml:space="preserve">EMAIL 3 — Subject: Flat metro pallet rates + 2hr free dock time</w:t>
+        <w:t xml:space="preserve">EMAIL 3 — Subject: Flat metro rates (Effective Nov 1, 2026)</w:t>
       </w:r>
     </w:p>
     <w:p>
@@ -48,7 +48,15 @@
         <w:rPr>
           <w:sz w:val="22"/>
         </w:rPr>
-        <w:t xml:space="preserve">All three templates formatted with merge tags and short mobile-friendly subject lines.</w:t>
+        <w:t xml:space="preserve">Rates effective November 1, 2026. Includes 2-hour free dock window and flat metro zone pricing within 40 miles.</w:t>
+      </w:r>
+    </w:p>
+    <w:p>
+      <w:r>
+        <w:rPr>
+          <w:sz w:val="22"/>
+        </w:rPr>
+        <w:t xml:space="preserve">Templates formatted with short mobile-friendly subject lines and clear dispatcher contact info.</w:t>
       </w:r>
     </w:p>
   </w:body>

--- a/public/chat_files/cruz_bio_and_outreach_final.docx
+++ b/public/chat_files/cruz_bio_and_outreach_final.docx
@@ -8,7 +8,7 @@
           <w:b/>
           <w:sz w:val="28"/>
         </w:rPr>
-        <w:t>Cruz Metro Freight — Final Bio &amp; Outreach Sequence (v2 Final)</w:t>
+        <w:t>Cruz Metro Freight — Final Company Bio &amp; Outbound Sequence (v2 Final)</w:t>
       </w:r>
     </w:p>
     <w:p>
@@ -16,7 +16,7 @@
         <w:rPr>
           <w:sz w:val="22"/>
         </w:rPr>
-        <w:t xml:space="preserve">COMPANY PROFILE: Cruz Metro Freight provides direct, asset-based box-truck and sprinter van freight across DFW without broker markups.</w:t>
+        <w:t xml:space="preserve">EXECUTIVE CAPABILITY BIO: Cruz Metro Freight is an asset-based regional logistics provider headquartered in Dallas, Texas. We operate late-model 26-foot box trucks equipped with 3,500-lb tuck-under liftgates and high-roof sprinter vans. Serving manufacturers, third-party logistics warehouses, and retail distribution centers across the DFW Metroplex and North Texas corridor.</w:t>
       </w:r>
     </w:p>
     <w:p>
@@ -24,7 +24,7 @@
         <w:rPr>
           <w:sz w:val="22"/>
         </w:rPr>
-        <w:t xml:space="preserve">EMAIL 1 — Subject: Open Tue/Thu liftgate capacity in DFW</w:t>
+        <w:t xml:space="preserve">CORE OPERATIONAL CAPABILITIES:</w:t>
       </w:r>
     </w:p>
     <w:p>
@@ -32,7 +32,7 @@
         <w:rPr>
           <w:sz w:val="22"/>
         </w:rPr>
-        <w:t xml:space="preserve">EMAIL 2 — Subject: Same-day DFW pallet backup</w:t>
+        <w:t xml:space="preserve">— Scheduled morning retail replenishment and dock-to-dock transfers.</w:t>
       </w:r>
     </w:p>
     <w:p>
@@ -40,7 +40,7 @@
         <w:rPr>
           <w:sz w:val="22"/>
         </w:rPr>
-        <w:t xml:space="preserve">EMAIL 3 — Subject: Flat metro rates (Effective Nov 1, 2026)</w:t>
+        <w:t xml:space="preserve">— Time-critical hot-shot runs and same-day pallet recovery within a 120-mile radius.</w:t>
       </w:r>
     </w:p>
     <w:p>
@@ -48,7 +48,7 @@
         <w:rPr>
           <w:sz w:val="22"/>
         </w:rPr>
-        <w:t xml:space="preserve">Rates effective November 1, 2026. Includes 2-hour free dock window and flat metro zone pricing within 40 miles.</w:t>
+        <w:t xml:space="preserve">— Liftgate delivery with pallet jack assistance for facilities without dedicated loading bays.</w:t>
       </w:r>
     </w:p>
     <w:p>
@@ -56,7 +56,79 @@
         <w:rPr>
           <w:sz w:val="22"/>
         </w:rPr>
-        <w:t xml:space="preserve">Templates formatted with short mobile-friendly subject lines and clear dispatcher contact info.</w:t>
+        <w:t xml:space="preserve">— Direct dispatcher communication with real-time GPS tracking and instant electronic PODs.</w:t>
+      </w:r>
+    </w:p>
+    <w:p>
+      <w:r>
+        <w:rPr>
+          <w:sz w:val="22"/>
+        </w:rPr>
+        <w:t xml:space="preserve">OUTREACH SEQUENCE 1 (Cold Warehouse Dock Intro):</w:t>
+      </w:r>
+    </w:p>
+    <w:p>
+      <w:r>
+        <w:rPr>
+          <w:sz w:val="22"/>
+        </w:rPr>
+        <w:t xml:space="preserve">Subject: Open Tue/Thu liftgate capacity in DFW industrial parks</w:t>
+      </w:r>
+    </w:p>
+    <w:p>
+      <w:r>
+        <w:rPr>
+          <w:sz w:val="22"/>
+        </w:rPr>
+        <w:t xml:space="preserve">Hi {{First_Name}}, we run two dedicated 26ft liftgate box trucks through Arlington and Grand Prairie on Tuesday and Thursday mornings. If your primary freight broker ever scrambles to cover regional pallet drops, we keep backup capacity reserved for local industrial shippers. We include a 2-hour free dock window and flat metro zone pricing.</w:t>
+      </w:r>
+    </w:p>
+    <w:p>
+      <w:r>
+        <w:rPr>
+          <w:sz w:val="22"/>
+        </w:rPr>
+        <w:t xml:space="preserve">OUTREACH SEQUENCE 2 (Missed Pickup Hot-Shot):</w:t>
+      </w:r>
+    </w:p>
+    <w:p>
+      <w:r>
+        <w:rPr>
+          <w:sz w:val="22"/>
+        </w:rPr>
+        <w:t xml:space="preserve">Subject: Backup box-truck capacity for missed DFW dock pickups</w:t>
+      </w:r>
+    </w:p>
+    <w:p>
+      <w:r>
+        <w:rPr>
+          <w:sz w:val="22"/>
+        </w:rPr>
+        <w:t xml:space="preserve">Hi {{First_Name}}, checking in because warehouse shipping supervisors usually have 2-3 loads a week where a broker misses an afternoon pickup window. When that happens, your dock gets clogged. We can dispatch a liftgate truck to your facility within 90 minutes.</w:t>
+      </w:r>
+    </w:p>
+    <w:p>
+      <w:r>
+        <w:rPr>
+          <w:sz w:val="22"/>
+        </w:rPr>
+        <w:t xml:space="preserve">OUTREACH SEQUENCE 3 (Clear Flat-Rate Structure):</w:t>
+      </w:r>
+    </w:p>
+    <w:p>
+      <w:r>
+        <w:rPr>
+          <w:sz w:val="22"/>
+        </w:rPr>
+        <w:t xml:space="preserve">Subject: Flat metro zone rates — Cruz Metro Freight (DFW)</w:t>
+      </w:r>
+    </w:p>
+    <w:p>
+      <w:r>
+        <w:rPr>
+          <w:sz w:val="22"/>
+        </w:rPr>
+        <w:t xml:space="preserve">Here is our standard DFW metro rate matrix effective November 1, 2026. Transparent pricing, no surprise detention charges.</w:t>
       </w:r>
     </w:p>
   </w:body>

--- a/public/chat_files/cruz_bio_and_outreach_final.docx
+++ b/public/chat_files/cruz_bio_and_outreach_final.docx
@@ -13,64 +13,7 @@
           <w:color w:val="0F172A"/>
           <w:sz w:val="44"/>
         </w:rPr>
-        <w:t>Cruz Metro Freight — Corporate Profile &amp; Outbound Shipper Playbook (Final)</w:t>
-      </w:r>
-    </w:p>
-    <w:p>
-      <w:pPr>
-        <w:spacing w:before="0" w:after="120" w:line="276" w:lineRule="auto"/>
-      </w:pPr>
-      <w:r>
-        <w:rPr>
-          <w:rFonts w:ascii="Calibri" w:hAnsi="Calibri"/>
-          <w:color w:val="1E293B"/>
-          <w:sz w:val="20"/>
-        </w:rPr>
-        <w:t>ENTITY: Cruz Metro Freight LLC · Terminal: 4820 W Davis St, Dallas, TX 75211</w:t>
-      </w:r>
-    </w:p>
-    <w:p>
-      <w:pPr>
-        <w:spacing w:before="0" w:after="120" w:line="276" w:lineRule="auto"/>
-      </w:pPr>
-      <w:r>
-        <w:rPr>
-          <w:rFonts w:ascii="Calibri" w:hAnsi="Calibri"/>
-          <w:color w:val="1E293B"/>
-          <w:sz w:val="20"/>
-        </w:rPr>
-        <w:t>OPERATING AUTHORITY: USDOT #3918204 · MC #1488209 · Texas DMV #0094182</w:t>
-      </w:r>
-    </w:p>
-    <w:p>
-      <w:pPr>
-        <w:spacing w:before="0" w:after="120" w:line="276" w:lineRule="auto"/>
-      </w:pPr>
-      <w:r>
-        <w:rPr>
-          <w:rFonts w:ascii="Calibri" w:hAnsi="Calibri"/>
-          <w:color w:val="1E293B"/>
-          <w:sz w:val="20"/>
-        </w:rPr>
-        <w:t>INSURANCE: $1,000,000 Auto Liability CSL · $100,000 Cargo (Great West Casualty)</w:t>
-      </w:r>
-    </w:p>
-    <w:p>
-      <w:pPr>
-        <w:spacing w:before="0" w:after="120" w:line="276" w:lineRule="auto"/>
-      </w:pPr>
-      <w:r>
-        <w:rPr>
-          <w:rFonts w:ascii="Calibri" w:hAnsi="Calibri"/>
-          <w:color w:val="1E293B"/>
-          <w:sz w:val="20"/>
-        </w:rPr>
-        <w:t>DOCUMENT: Executive Capability Statement, Fleet Specifications &amp; Outbound Campaign</w:t>
-      </w:r>
-    </w:p>
-    <w:p>
-      <w:r>
-        <w:br w:type="page"/>
+        <w:t>Cruz Metro Freight — Company Capability Bio &amp; Cold Outreach Deck (Final)</w:t>
       </w:r>
     </w:p>
     <w:p>
@@ -85,7 +28,7 @@
           <w:color w:val="0F172A"/>
           <w:sz w:val="26"/>
         </w:rPr>
-        <w:t>1. CORPORATE PROFILE &amp; ASSET OVERVIEW</w:t>
+        <w:t>EXECUTIVE CAPABILITY STATEMENT &amp; COMPANY PROFILE</w:t>
       </w:r>
     </w:p>
     <w:p>
@@ -98,7 +41,7 @@
           <w:color w:val="1E293B"/>
           <w:sz w:val="20"/>
         </w:rPr>
-        <w:t>Cruz Metro Freight LLC is an asset-based regional logistics provider headquartered in Dallas, Texas. We operate late-model Freightliner M2-106 box trucks and high-roof Mercedes-Benz Sprinter vans, providing scheduled dock-to-dock replenishment, retail distribution, and expedited courier services across the Dallas-Fort Worth Metroplex and North Texas industrial corridor.</w:t>
+        <w:t>Entity: Cruz Metro Freight LLC · Headquarters: Dallas, Texas · Terminal: 4820 W Davis St, Dallas, TX 75211</w:t>
       </w:r>
     </w:p>
     <w:p>
@@ -111,7 +54,33 @@
           <w:color w:val="1E293B"/>
           <w:sz w:val="20"/>
         </w:rPr>
-        <w:t>Our non-CDL asset configuration guarantees agile city navigation, zero driver log delays, and direct dispatch without broker markups or third-party intermediary layers.</w:t>
+        <w:t>Operating Authority: USDOT #3918204 · MC #1488209 · Texas DMV #0094182</w:t>
+      </w:r>
+    </w:p>
+    <w:p>
+      <w:pPr>
+        <w:spacing w:before="0" w:after="120" w:line="276" w:lineRule="auto"/>
+      </w:pPr>
+      <w:r>
+        <w:rPr>
+          <w:rFonts w:ascii="Calibri" w:hAnsi="Calibri"/>
+          <w:color w:val="1E293B"/>
+          <w:sz w:val="20"/>
+        </w:rPr>
+        <w:t>Commercial Insurance: $1,000,000 Combined Single Limit (CSL) Commercial Auto Liability · $100,000 Broad-Form Motor Truck Cargo · Policy Underwritten by Great West Casualty.</w:t>
+      </w:r>
+    </w:p>
+    <w:p>
+      <w:pPr>
+        <w:spacing w:before="0" w:after="120" w:line="276" w:lineRule="auto"/>
+      </w:pPr>
+      <w:r>
+        <w:rPr>
+          <w:rFonts w:ascii="Calibri" w:hAnsi="Calibri"/>
+          <w:color w:val="1E293B"/>
+          <w:sz w:val="20"/>
+        </w:rPr>
+        <w:t>Company Overview: Cruz Metro Freight is an asset-based regional logistics provider headquartered in Dallas, Texas. We operate late-model 26-foot Freightliner M2-106 box trucks equipped with 3,500-lb Maxon tuck-under hydraulic liftgates and high-roof Mercedes-Benz Sprinter vans. Serving industrial manufacturers, third-party logistics (3PL) distribution centers, and commercial retail chains across the Dallas-Fort Worth Metroplex and North Texas corridor.</w:t>
       </w:r>
     </w:p>
     <w:p>
@@ -126,1661 +95,49 @@
           <w:color w:val="0F172A"/>
           <w:sz w:val="26"/>
         </w:rPr>
-        <w:t>2. FLEET EQUIPMENT &amp; HANDLING SPECIFICATIONS</w:t>
+        <w:t>FLEET SPECIFICATIONS &amp; ASSET DETAILS</w:t>
       </w:r>
-    </w:p>
-    <w:tbl>
-      <w:tblPr>
-        <w:tblW w:type="auto" w:w="0"/>
-        <w:jc w:val="center"/>
-        <w:tblLayout w:type="autofit"/>
-        <w:tblLook w:firstColumn="1" w:firstRow="1" w:lastColumn="0" w:lastRow="0" w:noHBand="0" w:noVBand="1" w:val="04A0"/>
-      </w:tblPr>
-      <w:tblGrid>
-        <w:gridCol w:w="1560"/>
-        <w:gridCol w:w="1560"/>
-        <w:gridCol w:w="1560"/>
-        <w:gridCol w:w="1560"/>
-        <w:gridCol w:w="1560"/>
-        <w:gridCol w:w="1560"/>
-      </w:tblGrid>
-      <w:tr>
-        <w:tc>
-          <w:tcPr>
-            <w:tcW w:type="dxa" w:w="1560"/>
-            <w:shd w:fill="0F172A"/>
-            <w:tcBorders>
-              <w:top w:val="single" w:sz="4" w:space="0" w:color="CBD5E1"/>
-              <w:left w:val="none"/>
-              <w:bottom w:val="single" w:sz="4" w:space="0" w:color="CBD5E1"/>
-              <w:right w:val="none"/>
-            </w:tcBorders>
-          </w:tcPr>
-          <w:p>
-            <w:pPr>
-              <w:spacing w:before="80" w:after="80"/>
-              <w:jc w:val="center"/>
-            </w:pPr>
-            <w:r>
-              <w:rPr>
-                <w:rFonts w:ascii="Calibri" w:hAnsi="Calibri"/>
-                <w:b/>
-                <w:color w:val="FFFFFF"/>
-                <w:sz w:val="19"/>
-              </w:rPr>
-              <w:t>Asset Identifier</w:t>
-            </w:r>
-          </w:p>
-        </w:tc>
-        <w:tc>
-          <w:tcPr>
-            <w:tcW w:type="dxa" w:w="1560"/>
-            <w:shd w:fill="0F172A"/>
-            <w:tcBorders>
-              <w:top w:val="single" w:sz="4" w:space="0" w:color="CBD5E1"/>
-              <w:left w:val="none"/>
-              <w:bottom w:val="single" w:sz="4" w:space="0" w:color="CBD5E1"/>
-              <w:right w:val="none"/>
-            </w:tcBorders>
-          </w:tcPr>
-          <w:p>
-            <w:pPr>
-              <w:spacing w:before="80" w:after="80"/>
-              <w:jc w:val="center"/>
-            </w:pPr>
-            <w:r>
-              <w:rPr>
-                <w:rFonts w:ascii="Calibri" w:hAnsi="Calibri"/>
-                <w:b/>
-                <w:color w:val="FFFFFF"/>
-                <w:sz w:val="19"/>
-              </w:rPr>
-              <w:t>Vehicle Type</w:t>
-            </w:r>
-          </w:p>
-        </w:tc>
-        <w:tc>
-          <w:tcPr>
-            <w:tcW w:type="dxa" w:w="1560"/>
-            <w:shd w:fill="0F172A"/>
-            <w:tcBorders>
-              <w:top w:val="single" w:sz="4" w:space="0" w:color="CBD5E1"/>
-              <w:left w:val="none"/>
-              <w:bottom w:val="single" w:sz="4" w:space="0" w:color="CBD5E1"/>
-              <w:right w:val="none"/>
-            </w:tcBorders>
-          </w:tcPr>
-          <w:p>
-            <w:pPr>
-              <w:spacing w:before="80" w:after="80"/>
-              <w:jc w:val="center"/>
-            </w:pPr>
-            <w:r>
-              <w:rPr>
-                <w:rFonts w:ascii="Calibri" w:hAnsi="Calibri"/>
-                <w:b/>
-                <w:color w:val="FFFFFF"/>
-                <w:sz w:val="19"/>
-              </w:rPr>
-              <w:t>GVWR / Payload</w:t>
-            </w:r>
-          </w:p>
-        </w:tc>
-        <w:tc>
-          <w:tcPr>
-            <w:tcW w:type="dxa" w:w="1560"/>
-            <w:shd w:fill="0F172A"/>
-            <w:tcBorders>
-              <w:top w:val="single" w:sz="4" w:space="0" w:color="CBD5E1"/>
-              <w:left w:val="none"/>
-              <w:bottom w:val="single" w:sz="4" w:space="0" w:color="CBD5E1"/>
-              <w:right w:val="none"/>
-            </w:tcBorders>
-          </w:tcPr>
-          <w:p>
-            <w:pPr>
-              <w:spacing w:before="80" w:after="80"/>
-              <w:jc w:val="center"/>
-            </w:pPr>
-            <w:r>
-              <w:rPr>
-                <w:rFonts w:ascii="Calibri" w:hAnsi="Calibri"/>
-                <w:b/>
-                <w:color w:val="FFFFFF"/>
-                <w:sz w:val="19"/>
-              </w:rPr>
-              <w:t>Cargo Box Dimensions</w:t>
-            </w:r>
-          </w:p>
-        </w:tc>
-        <w:tc>
-          <w:tcPr>
-            <w:tcW w:type="dxa" w:w="1560"/>
-            <w:shd w:fill="0F172A"/>
-            <w:tcBorders>
-              <w:top w:val="single" w:sz="4" w:space="0" w:color="CBD5E1"/>
-              <w:left w:val="none"/>
-              <w:bottom w:val="single" w:sz="4" w:space="0" w:color="CBD5E1"/>
-              <w:right w:val="none"/>
-            </w:tcBorders>
-          </w:tcPr>
-          <w:p>
-            <w:pPr>
-              <w:spacing w:before="80" w:after="80"/>
-              <w:jc w:val="center"/>
-            </w:pPr>
-            <w:r>
-              <w:rPr>
-                <w:rFonts w:ascii="Calibri" w:hAnsi="Calibri"/>
-                <w:b/>
-                <w:color w:val="FFFFFF"/>
-                <w:sz w:val="19"/>
-              </w:rPr>
-              <w:t>Liftgate Capacity</w:t>
-            </w:r>
-          </w:p>
-        </w:tc>
-        <w:tc>
-          <w:tcPr>
-            <w:tcW w:type="dxa" w:w="1560"/>
-            <w:shd w:fill="0F172A"/>
-            <w:tcBorders>
-              <w:top w:val="single" w:sz="4" w:space="0" w:color="CBD5E1"/>
-              <w:left w:val="none"/>
-              <w:bottom w:val="single" w:sz="4" w:space="0" w:color="CBD5E1"/>
-              <w:right w:val="none"/>
-            </w:tcBorders>
-          </w:tcPr>
-          <w:p>
-            <w:pPr>
-              <w:spacing w:before="80" w:after="80"/>
-              <w:jc w:val="center"/>
-            </w:pPr>
-            <w:r>
-              <w:rPr>
-                <w:rFonts w:ascii="Calibri" w:hAnsi="Calibri"/>
-                <w:b/>
-                <w:color w:val="FFFFFF"/>
-                <w:sz w:val="19"/>
-              </w:rPr>
-              <w:t>On-Board Handling Equipment</w:t>
-            </w:r>
-          </w:p>
-        </w:tc>
-      </w:tr>
-      <w:tr>
-        <w:tc>
-          <w:tcPr>
-            <w:tcW w:type="dxa" w:w="1560"/>
-            <w:shd w:fill="F8FAFC"/>
-            <w:tcBorders>
-              <w:top w:val="single" w:sz="4" w:space="0" w:color="CBD5E1"/>
-              <w:left w:val="none"/>
-              <w:bottom w:val="single" w:sz="4" w:space="0" w:color="CBD5E1"/>
-              <w:right w:val="none"/>
-            </w:tcBorders>
-          </w:tcPr>
-          <w:p>
-            <w:pPr>
-              <w:spacing w:before="80" w:after="80"/>
-              <w:jc w:val="left"/>
-            </w:pPr>
-            <w:r>
-              <w:rPr>
-                <w:rFonts w:ascii="Calibri" w:hAnsi="Calibri"/>
-                <w:color w:val="1E293B"/>
-                <w:sz w:val="18"/>
-              </w:rPr>
-              <w:t>Tractor Unit #101</w:t>
-            </w:r>
-          </w:p>
-        </w:tc>
-        <w:tc>
-          <w:tcPr>
-            <w:tcW w:type="dxa" w:w="1560"/>
-            <w:shd w:fill="F8FAFC"/>
-            <w:tcBorders>
-              <w:top w:val="single" w:sz="4" w:space="0" w:color="CBD5E1"/>
-              <w:left w:val="none"/>
-              <w:bottom w:val="single" w:sz="4" w:space="0" w:color="CBD5E1"/>
-              <w:right w:val="none"/>
-            </w:tcBorders>
-          </w:tcPr>
-          <w:p>
-            <w:pPr>
-              <w:spacing w:before="80" w:after="80"/>
-              <w:jc w:val="left"/>
-            </w:pPr>
-            <w:r>
-              <w:rPr>
-                <w:rFonts w:ascii="Calibri" w:hAnsi="Calibri"/>
-                <w:color w:val="1E293B"/>
-                <w:sz w:val="18"/>
-              </w:rPr>
-              <w:t>2024 Freightliner M2-106</w:t>
-            </w:r>
-          </w:p>
-        </w:tc>
-        <w:tc>
-          <w:tcPr>
-            <w:tcW w:type="dxa" w:w="1560"/>
-            <w:shd w:fill="F8FAFC"/>
-            <w:tcBorders>
-              <w:top w:val="single" w:sz="4" w:space="0" w:color="CBD5E1"/>
-              <w:left w:val="none"/>
-              <w:bottom w:val="single" w:sz="4" w:space="0" w:color="CBD5E1"/>
-              <w:right w:val="none"/>
-            </w:tcBorders>
-          </w:tcPr>
-          <w:p>
-            <w:pPr>
-              <w:spacing w:before="80" w:after="80"/>
-              <w:jc w:val="left"/>
-            </w:pPr>
-            <w:r>
-              <w:rPr>
-                <w:rFonts w:ascii="Calibri" w:hAnsi="Calibri"/>
-                <w:color w:val="1E293B"/>
-                <w:sz w:val="18"/>
-              </w:rPr>
-              <w:t>26,000 lbs (10,000 lbs Net)</w:t>
-            </w:r>
-          </w:p>
-        </w:tc>
-        <w:tc>
-          <w:tcPr>
-            <w:tcW w:type="dxa" w:w="1560"/>
-            <w:shd w:fill="F8FAFC"/>
-            <w:tcBorders>
-              <w:top w:val="single" w:sz="4" w:space="0" w:color="CBD5E1"/>
-              <w:left w:val="none"/>
-              <w:bottom w:val="single" w:sz="4" w:space="0" w:color="CBD5E1"/>
-              <w:right w:val="none"/>
-            </w:tcBorders>
-          </w:tcPr>
-          <w:p>
-            <w:pPr>
-              <w:spacing w:before="80" w:after="80"/>
-              <w:jc w:val="left"/>
-            </w:pPr>
-            <w:r>
-              <w:rPr>
-                <w:rFonts w:ascii="Calibri" w:hAnsi="Calibri"/>
-                <w:color w:val="1E293B"/>
-                <w:sz w:val="18"/>
-              </w:rPr>
-              <w:t>26' L x 102" W x 96" H</w:t>
-            </w:r>
-          </w:p>
-        </w:tc>
-        <w:tc>
-          <w:tcPr>
-            <w:tcW w:type="dxa" w:w="1560"/>
-            <w:shd w:fill="F8FAFC"/>
-            <w:tcBorders>
-              <w:top w:val="single" w:sz="4" w:space="0" w:color="CBD5E1"/>
-              <w:left w:val="none"/>
-              <w:bottom w:val="single" w:sz="4" w:space="0" w:color="CBD5E1"/>
-              <w:right w:val="none"/>
-            </w:tcBorders>
-          </w:tcPr>
-          <w:p>
-            <w:pPr>
-              <w:spacing w:before="80" w:after="80"/>
-              <w:jc w:val="left"/>
-            </w:pPr>
-            <w:r>
-              <w:rPr>
-                <w:rFonts w:ascii="Calibri" w:hAnsi="Calibri"/>
-                <w:color w:val="1E293B"/>
-                <w:sz w:val="18"/>
-              </w:rPr>
-              <w:t>3,500-lb Maxon Tuck-Under</w:t>
-            </w:r>
-          </w:p>
-        </w:tc>
-        <w:tc>
-          <w:tcPr>
-            <w:tcW w:type="dxa" w:w="1560"/>
-            <w:shd w:fill="F8FAFC"/>
-            <w:tcBorders>
-              <w:top w:val="single" w:sz="4" w:space="0" w:color="CBD5E1"/>
-              <w:left w:val="none"/>
-              <w:bottom w:val="single" w:sz="4" w:space="0" w:color="CBD5E1"/>
-              <w:right w:val="none"/>
-            </w:tcBorders>
-          </w:tcPr>
-          <w:p>
-            <w:pPr>
-              <w:spacing w:before="80" w:after="80"/>
-              <w:jc w:val="left"/>
-            </w:pPr>
-            <w:r>
-              <w:rPr>
-                <w:rFonts w:ascii="Calibri" w:hAnsi="Calibri"/>
-                <w:color w:val="1E293B"/>
-                <w:sz w:val="18"/>
-              </w:rPr>
-              <w:t>5,500-lb Pallet Jack, 4 E-Track Bars, 12 Blankets</w:t>
-            </w:r>
-          </w:p>
-        </w:tc>
-      </w:tr>
-      <w:tr>
-        <w:tc>
-          <w:tcPr>
-            <w:tcW w:type="dxa" w:w="1560"/>
-            <w:shd w:fill="FFFFFF"/>
-            <w:tcBorders>
-              <w:top w:val="single" w:sz="4" w:space="0" w:color="CBD5E1"/>
-              <w:left w:val="none"/>
-              <w:bottom w:val="single" w:sz="4" w:space="0" w:color="CBD5E1"/>
-              <w:right w:val="none"/>
-            </w:tcBorders>
-          </w:tcPr>
-          <w:p>
-            <w:pPr>
-              <w:spacing w:before="80" w:after="80"/>
-              <w:jc w:val="left"/>
-            </w:pPr>
-            <w:r>
-              <w:rPr>
-                <w:rFonts w:ascii="Calibri" w:hAnsi="Calibri"/>
-                <w:color w:val="1E293B"/>
-                <w:sz w:val="18"/>
-              </w:rPr>
-              <w:t>Tractor Unit #102</w:t>
-            </w:r>
-          </w:p>
-        </w:tc>
-        <w:tc>
-          <w:tcPr>
-            <w:tcW w:type="dxa" w:w="1560"/>
-            <w:shd w:fill="FFFFFF"/>
-            <w:tcBorders>
-              <w:top w:val="single" w:sz="4" w:space="0" w:color="CBD5E1"/>
-              <w:left w:val="none"/>
-              <w:bottom w:val="single" w:sz="4" w:space="0" w:color="CBD5E1"/>
-              <w:right w:val="none"/>
-            </w:tcBorders>
-          </w:tcPr>
-          <w:p>
-            <w:pPr>
-              <w:spacing w:before="80" w:after="80"/>
-              <w:jc w:val="left"/>
-            </w:pPr>
-            <w:r>
-              <w:rPr>
-                <w:rFonts w:ascii="Calibri" w:hAnsi="Calibri"/>
-                <w:color w:val="1E293B"/>
-                <w:sz w:val="18"/>
-              </w:rPr>
-              <w:t>2025 Freightliner M2-106</w:t>
-            </w:r>
-          </w:p>
-        </w:tc>
-        <w:tc>
-          <w:tcPr>
-            <w:tcW w:type="dxa" w:w="1560"/>
-            <w:shd w:fill="FFFFFF"/>
-            <w:tcBorders>
-              <w:top w:val="single" w:sz="4" w:space="0" w:color="CBD5E1"/>
-              <w:left w:val="none"/>
-              <w:bottom w:val="single" w:sz="4" w:space="0" w:color="CBD5E1"/>
-              <w:right w:val="none"/>
-            </w:tcBorders>
-          </w:tcPr>
-          <w:p>
-            <w:pPr>
-              <w:spacing w:before="80" w:after="80"/>
-              <w:jc w:val="left"/>
-            </w:pPr>
-            <w:r>
-              <w:rPr>
-                <w:rFonts w:ascii="Calibri" w:hAnsi="Calibri"/>
-                <w:color w:val="1E293B"/>
-                <w:sz w:val="18"/>
-              </w:rPr>
-              <w:t>26,000 lbs (10,000 lbs Net)</w:t>
-            </w:r>
-          </w:p>
-        </w:tc>
-        <w:tc>
-          <w:tcPr>
-            <w:tcW w:type="dxa" w:w="1560"/>
-            <w:shd w:fill="FFFFFF"/>
-            <w:tcBorders>
-              <w:top w:val="single" w:sz="4" w:space="0" w:color="CBD5E1"/>
-              <w:left w:val="none"/>
-              <w:bottom w:val="single" w:sz="4" w:space="0" w:color="CBD5E1"/>
-              <w:right w:val="none"/>
-            </w:tcBorders>
-          </w:tcPr>
-          <w:p>
-            <w:pPr>
-              <w:spacing w:before="80" w:after="80"/>
-              <w:jc w:val="left"/>
-            </w:pPr>
-            <w:r>
-              <w:rPr>
-                <w:rFonts w:ascii="Calibri" w:hAnsi="Calibri"/>
-                <w:color w:val="1E293B"/>
-                <w:sz w:val="18"/>
-              </w:rPr>
-              <w:t>26' L x 102" W x 96" H</w:t>
-            </w:r>
-          </w:p>
-        </w:tc>
-        <w:tc>
-          <w:tcPr>
-            <w:tcW w:type="dxa" w:w="1560"/>
-            <w:shd w:fill="FFFFFF"/>
-            <w:tcBorders>
-              <w:top w:val="single" w:sz="4" w:space="0" w:color="CBD5E1"/>
-              <w:left w:val="none"/>
-              <w:bottom w:val="single" w:sz="4" w:space="0" w:color="CBD5E1"/>
-              <w:right w:val="none"/>
-            </w:tcBorders>
-          </w:tcPr>
-          <w:p>
-            <w:pPr>
-              <w:spacing w:before="80" w:after="80"/>
-              <w:jc w:val="left"/>
-            </w:pPr>
-            <w:r>
-              <w:rPr>
-                <w:rFonts w:ascii="Calibri" w:hAnsi="Calibri"/>
-                <w:color w:val="1E293B"/>
-                <w:sz w:val="18"/>
-              </w:rPr>
-              <w:t>3,500-lb Maxon Tuck-Under</w:t>
-            </w:r>
-          </w:p>
-        </w:tc>
-        <w:tc>
-          <w:tcPr>
-            <w:tcW w:type="dxa" w:w="1560"/>
-            <w:shd w:fill="FFFFFF"/>
-            <w:tcBorders>
-              <w:top w:val="single" w:sz="4" w:space="0" w:color="CBD5E1"/>
-              <w:left w:val="none"/>
-              <w:bottom w:val="single" w:sz="4" w:space="0" w:color="CBD5E1"/>
-              <w:right w:val="none"/>
-            </w:tcBorders>
-          </w:tcPr>
-          <w:p>
-            <w:pPr>
-              <w:spacing w:before="80" w:after="80"/>
-              <w:jc w:val="left"/>
-            </w:pPr>
-            <w:r>
-              <w:rPr>
-                <w:rFonts w:ascii="Calibri" w:hAnsi="Calibri"/>
-                <w:color w:val="1E293B"/>
-                <w:sz w:val="18"/>
-              </w:rPr>
-              <w:t>5,500-lb Pallet Jack, 4 E-Track Bars, 12 Blankets</w:t>
-            </w:r>
-          </w:p>
-        </w:tc>
-      </w:tr>
-      <w:tr>
-        <w:tc>
-          <w:tcPr>
-            <w:tcW w:type="dxa" w:w="1560"/>
-            <w:shd w:fill="F8FAFC"/>
-            <w:tcBorders>
-              <w:top w:val="single" w:sz="4" w:space="0" w:color="CBD5E1"/>
-              <w:left w:val="none"/>
-              <w:bottom w:val="single" w:sz="4" w:space="0" w:color="CBD5E1"/>
-              <w:right w:val="none"/>
-            </w:tcBorders>
-          </w:tcPr>
-          <w:p>
-            <w:pPr>
-              <w:spacing w:before="80" w:after="80"/>
-              <w:jc w:val="left"/>
-            </w:pPr>
-            <w:r>
-              <w:rPr>
-                <w:rFonts w:ascii="Calibri" w:hAnsi="Calibri"/>
-                <w:color w:val="1E293B"/>
-                <w:sz w:val="18"/>
-              </w:rPr>
-              <w:t>Van Unit #201</w:t>
-            </w:r>
-          </w:p>
-        </w:tc>
-        <w:tc>
-          <w:tcPr>
-            <w:tcW w:type="dxa" w:w="1560"/>
-            <w:shd w:fill="F8FAFC"/>
-            <w:tcBorders>
-              <w:top w:val="single" w:sz="4" w:space="0" w:color="CBD5E1"/>
-              <w:left w:val="none"/>
-              <w:bottom w:val="single" w:sz="4" w:space="0" w:color="CBD5E1"/>
-              <w:right w:val="none"/>
-            </w:tcBorders>
-          </w:tcPr>
-          <w:p>
-            <w:pPr>
-              <w:spacing w:before="80" w:after="80"/>
-              <w:jc w:val="left"/>
-            </w:pPr>
-            <w:r>
-              <w:rPr>
-                <w:rFonts w:ascii="Calibri" w:hAnsi="Calibri"/>
-                <w:color w:val="1E293B"/>
-                <w:sz w:val="18"/>
-              </w:rPr>
-              <w:t>Mercedes Sprinter High-Roof</w:t>
-            </w:r>
-          </w:p>
-        </w:tc>
-        <w:tc>
-          <w:tcPr>
-            <w:tcW w:type="dxa" w:w="1560"/>
-            <w:shd w:fill="F8FAFC"/>
-            <w:tcBorders>
-              <w:top w:val="single" w:sz="4" w:space="0" w:color="CBD5E1"/>
-              <w:left w:val="none"/>
-              <w:bottom w:val="single" w:sz="4" w:space="0" w:color="CBD5E1"/>
-              <w:right w:val="none"/>
-            </w:tcBorders>
-          </w:tcPr>
-          <w:p>
-            <w:pPr>
-              <w:spacing w:before="80" w:after="80"/>
-              <w:jc w:val="left"/>
-            </w:pPr>
-            <w:r>
-              <w:rPr>
-                <w:rFonts w:ascii="Calibri" w:hAnsi="Calibri"/>
-                <w:color w:val="1E293B"/>
-                <w:sz w:val="18"/>
-              </w:rPr>
-              <w:t>9,990 lbs (3,850 lbs Net)</w:t>
-            </w:r>
-          </w:p>
-        </w:tc>
-        <w:tc>
-          <w:tcPr>
-            <w:tcW w:type="dxa" w:w="1560"/>
-            <w:shd w:fill="F8FAFC"/>
-            <w:tcBorders>
-              <w:top w:val="single" w:sz="4" w:space="0" w:color="CBD5E1"/>
-              <w:left w:val="none"/>
-              <w:bottom w:val="single" w:sz="4" w:space="0" w:color="CBD5E1"/>
-              <w:right w:val="none"/>
-            </w:tcBorders>
-          </w:tcPr>
-          <w:p>
-            <w:pPr>
-              <w:spacing w:before="80" w:after="80"/>
-              <w:jc w:val="left"/>
-            </w:pPr>
-            <w:r>
-              <w:rPr>
-                <w:rFonts w:ascii="Calibri" w:hAnsi="Calibri"/>
-                <w:color w:val="1E293B"/>
-                <w:sz w:val="18"/>
-              </w:rPr>
-              <w:t>170" Wheelbase Cargo Bay</w:t>
-            </w:r>
-          </w:p>
-        </w:tc>
-        <w:tc>
-          <w:tcPr>
-            <w:tcW w:type="dxa" w:w="1560"/>
-            <w:shd w:fill="F8FAFC"/>
-            <w:tcBorders>
-              <w:top w:val="single" w:sz="4" w:space="0" w:color="CBD5E1"/>
-              <w:left w:val="none"/>
-              <w:bottom w:val="single" w:sz="4" w:space="0" w:color="CBD5E1"/>
-              <w:right w:val="none"/>
-            </w:tcBorders>
-          </w:tcPr>
-          <w:p>
-            <w:pPr>
-              <w:spacing w:before="80" w:after="80"/>
-              <w:jc w:val="left"/>
-            </w:pPr>
-            <w:r>
-              <w:rPr>
-                <w:rFonts w:ascii="Calibri" w:hAnsi="Calibri"/>
-                <w:color w:val="1E293B"/>
-                <w:sz w:val="18"/>
-              </w:rPr>
-              <w:t>Side-Loading Forklift Door</w:t>
-            </w:r>
-          </w:p>
-        </w:tc>
-        <w:tc>
-          <w:tcPr>
-            <w:tcW w:type="dxa" w:w="1560"/>
-            <w:shd w:fill="F8FAFC"/>
-            <w:tcBorders>
-              <w:top w:val="single" w:sz="4" w:space="0" w:color="CBD5E1"/>
-              <w:left w:val="none"/>
-              <w:bottom w:val="single" w:sz="4" w:space="0" w:color="CBD5E1"/>
-              <w:right w:val="none"/>
-            </w:tcBorders>
-          </w:tcPr>
-          <w:p>
-            <w:pPr>
-              <w:spacing w:before="80" w:after="80"/>
-              <w:jc w:val="left"/>
-            </w:pPr>
-            <w:r>
-              <w:rPr>
-                <w:rFonts w:ascii="Calibri" w:hAnsi="Calibri"/>
-                <w:color w:val="1E293B"/>
-                <w:sz w:val="18"/>
-              </w:rPr>
-              <w:t>2 Heavy Ratchet Straps, 6 Blankets, Hand Truck</w:t>
-            </w:r>
-          </w:p>
-        </w:tc>
-      </w:tr>
-      <w:tr>
-        <w:tc>
-          <w:tcPr>
-            <w:tcW w:type="dxa" w:w="1560"/>
-            <w:shd w:fill="FFFFFF"/>
-            <w:tcBorders>
-              <w:top w:val="single" w:sz="4" w:space="0" w:color="CBD5E1"/>
-              <w:left w:val="none"/>
-              <w:bottom w:val="single" w:sz="4" w:space="0" w:color="CBD5E1"/>
-              <w:right w:val="none"/>
-            </w:tcBorders>
-          </w:tcPr>
-          <w:p>
-            <w:pPr>
-              <w:spacing w:before="80" w:after="80"/>
-              <w:jc w:val="left"/>
-            </w:pPr>
-            <w:r>
-              <w:rPr>
-                <w:rFonts w:ascii="Calibri" w:hAnsi="Calibri"/>
-                <w:color w:val="1E293B"/>
-                <w:sz w:val="18"/>
-              </w:rPr>
-              <w:t>Van Unit #202</w:t>
-            </w:r>
-          </w:p>
-        </w:tc>
-        <w:tc>
-          <w:tcPr>
-            <w:tcW w:type="dxa" w:w="1560"/>
-            <w:shd w:fill="FFFFFF"/>
-            <w:tcBorders>
-              <w:top w:val="single" w:sz="4" w:space="0" w:color="CBD5E1"/>
-              <w:left w:val="none"/>
-              <w:bottom w:val="single" w:sz="4" w:space="0" w:color="CBD5E1"/>
-              <w:right w:val="none"/>
-            </w:tcBorders>
-          </w:tcPr>
-          <w:p>
-            <w:pPr>
-              <w:spacing w:before="80" w:after="80"/>
-              <w:jc w:val="left"/>
-            </w:pPr>
-            <w:r>
-              <w:rPr>
-                <w:rFonts w:ascii="Calibri" w:hAnsi="Calibri"/>
-                <w:color w:val="1E293B"/>
-                <w:sz w:val="18"/>
-              </w:rPr>
-              <w:t>Mercedes Sprinter High-Roof</w:t>
-            </w:r>
-          </w:p>
-        </w:tc>
-        <w:tc>
-          <w:tcPr>
-            <w:tcW w:type="dxa" w:w="1560"/>
-            <w:shd w:fill="FFFFFF"/>
-            <w:tcBorders>
-              <w:top w:val="single" w:sz="4" w:space="0" w:color="CBD5E1"/>
-              <w:left w:val="none"/>
-              <w:bottom w:val="single" w:sz="4" w:space="0" w:color="CBD5E1"/>
-              <w:right w:val="none"/>
-            </w:tcBorders>
-          </w:tcPr>
-          <w:p>
-            <w:pPr>
-              <w:spacing w:before="80" w:after="80"/>
-              <w:jc w:val="left"/>
-            </w:pPr>
-            <w:r>
-              <w:rPr>
-                <w:rFonts w:ascii="Calibri" w:hAnsi="Calibri"/>
-                <w:color w:val="1E293B"/>
-                <w:sz w:val="18"/>
-              </w:rPr>
-              <w:t>9,990 lbs (3,850 lbs Net)</w:t>
-            </w:r>
-          </w:p>
-        </w:tc>
-        <w:tc>
-          <w:tcPr>
-            <w:tcW w:type="dxa" w:w="1560"/>
-            <w:shd w:fill="FFFFFF"/>
-            <w:tcBorders>
-              <w:top w:val="single" w:sz="4" w:space="0" w:color="CBD5E1"/>
-              <w:left w:val="none"/>
-              <w:bottom w:val="single" w:sz="4" w:space="0" w:color="CBD5E1"/>
-              <w:right w:val="none"/>
-            </w:tcBorders>
-          </w:tcPr>
-          <w:p>
-            <w:pPr>
-              <w:spacing w:before="80" w:after="80"/>
-              <w:jc w:val="left"/>
-            </w:pPr>
-            <w:r>
-              <w:rPr>
-                <w:rFonts w:ascii="Calibri" w:hAnsi="Calibri"/>
-                <w:color w:val="1E293B"/>
-                <w:sz w:val="18"/>
-              </w:rPr>
-              <w:t>170" Wheelbase Cargo Bay</w:t>
-            </w:r>
-          </w:p>
-        </w:tc>
-        <w:tc>
-          <w:tcPr>
-            <w:tcW w:type="dxa" w:w="1560"/>
-            <w:shd w:fill="FFFFFF"/>
-            <w:tcBorders>
-              <w:top w:val="single" w:sz="4" w:space="0" w:color="CBD5E1"/>
-              <w:left w:val="none"/>
-              <w:bottom w:val="single" w:sz="4" w:space="0" w:color="CBD5E1"/>
-              <w:right w:val="none"/>
-            </w:tcBorders>
-          </w:tcPr>
-          <w:p>
-            <w:pPr>
-              <w:spacing w:before="80" w:after="80"/>
-              <w:jc w:val="left"/>
-            </w:pPr>
-            <w:r>
-              <w:rPr>
-                <w:rFonts w:ascii="Calibri" w:hAnsi="Calibri"/>
-                <w:color w:val="1E293B"/>
-                <w:sz w:val="18"/>
-              </w:rPr>
-              <w:t>Side-Loading Forklift Door</w:t>
-            </w:r>
-          </w:p>
-        </w:tc>
-        <w:tc>
-          <w:tcPr>
-            <w:tcW w:type="dxa" w:w="1560"/>
-            <w:shd w:fill="FFFFFF"/>
-            <w:tcBorders>
-              <w:top w:val="single" w:sz="4" w:space="0" w:color="CBD5E1"/>
-              <w:left w:val="none"/>
-              <w:bottom w:val="single" w:sz="4" w:space="0" w:color="CBD5E1"/>
-              <w:right w:val="none"/>
-            </w:tcBorders>
-          </w:tcPr>
-          <w:p>
-            <w:pPr>
-              <w:spacing w:before="80" w:after="80"/>
-              <w:jc w:val="left"/>
-            </w:pPr>
-            <w:r>
-              <w:rPr>
-                <w:rFonts w:ascii="Calibri" w:hAnsi="Calibri"/>
-                <w:color w:val="1E293B"/>
-                <w:sz w:val="18"/>
-              </w:rPr>
-              <w:t>2 Heavy Ratchet Straps, 6 Blankets, Hand Truck</w:t>
-            </w:r>
-          </w:p>
-        </w:tc>
-      </w:tr>
-    </w:tbl>
-    <w:p>
-      <w:pPr>
-        <w:spacing w:before="0" w:after="160"/>
-      </w:pPr>
     </w:p>
     <w:p>
       <w:pPr>
-        <w:keepNext/>
-        <w:spacing w:before="280" w:after="80"/>
+        <w:pStyle w:val="ListBullet"/>
+        <w:spacing w:before="0" w:after="60" w:line="276" w:lineRule="auto"/>
       </w:pPr>
       <w:r>
         <w:rPr>
           <w:rFonts w:ascii="Calibri" w:hAnsi="Calibri"/>
-          <w:b/>
-          <w:color w:val="0F172A"/>
-          <w:sz w:val="26"/>
+          <w:color w:val="1E293B"/>
+          <w:sz w:val="20"/>
         </w:rPr>
-        <w:t>3. METRO DFW ZONE RATE SCHEDULE</w:t>
+        <w:t>Two 26-foot Freightliner M2-106 Box Trucks: 26,000 lbs GVWR (Non-CDL compliant for agile multi-stop metro dispatch), 10,000 lbs legal payload capacity, 102-inch exterior width, roll-up rear doors, e-track tie-down interior rails, and 3,500-lb hydraulic tuck-under liftgates.</w:t>
       </w:r>
     </w:p>
-    <w:tbl>
-      <w:tblPr>
-        <w:tblW w:type="auto" w:w="0"/>
-        <w:jc w:val="center"/>
-        <w:tblLayout w:type="autofit"/>
-        <w:tblLook w:firstColumn="1" w:firstRow="1" w:lastColumn="0" w:lastRow="0" w:noHBand="0" w:noVBand="1" w:val="04A0"/>
-      </w:tblPr>
-      <w:tblGrid>
-        <w:gridCol w:w="1560"/>
-        <w:gridCol w:w="1560"/>
-        <w:gridCol w:w="1560"/>
-        <w:gridCol w:w="1560"/>
-        <w:gridCol w:w="1560"/>
-        <w:gridCol w:w="1560"/>
-      </w:tblGrid>
-      <w:tr>
-        <w:tc>
-          <w:tcPr>
-            <w:tcW w:type="dxa" w:w="1560"/>
-            <w:shd w:fill="0F172A"/>
-            <w:tcBorders>
-              <w:top w:val="single" w:sz="4" w:space="0" w:color="CBD5E1"/>
-              <w:left w:val="none"/>
-              <w:bottom w:val="single" w:sz="4" w:space="0" w:color="CBD5E1"/>
-              <w:right w:val="none"/>
-            </w:tcBorders>
-          </w:tcPr>
-          <w:p>
-            <w:pPr>
-              <w:spacing w:before="80" w:after="80"/>
-              <w:jc w:val="center"/>
-            </w:pPr>
-            <w:r>
-              <w:rPr>
-                <w:rFonts w:ascii="Calibri" w:hAnsi="Calibri"/>
-                <w:b/>
-                <w:color w:val="FFFFFF"/>
-                <w:sz w:val="19"/>
-              </w:rPr>
-              <w:t>Delivery Zone</w:t>
-            </w:r>
-          </w:p>
-        </w:tc>
-        <w:tc>
-          <w:tcPr>
-            <w:tcW w:type="dxa" w:w="1560"/>
-            <w:shd w:fill="0F172A"/>
-            <w:tcBorders>
-              <w:top w:val="single" w:sz="4" w:space="0" w:color="CBD5E1"/>
-              <w:left w:val="none"/>
-              <w:bottom w:val="single" w:sz="4" w:space="0" w:color="CBD5E1"/>
-              <w:right w:val="none"/>
-            </w:tcBorders>
-          </w:tcPr>
-          <w:p>
-            <w:pPr>
-              <w:spacing w:before="80" w:after="80"/>
-              <w:jc w:val="center"/>
-            </w:pPr>
-            <w:r>
-              <w:rPr>
-                <w:rFonts w:ascii="Calibri" w:hAnsi="Calibri"/>
-                <w:b/>
-                <w:color w:val="FFFFFF"/>
-                <w:sz w:val="19"/>
-              </w:rPr>
-              <w:t>Geographic Territory Included</w:t>
-            </w:r>
-          </w:p>
-        </w:tc>
-        <w:tc>
-          <w:tcPr>
-            <w:tcW w:type="dxa" w:w="1560"/>
-            <w:shd w:fill="0F172A"/>
-            <w:tcBorders>
-              <w:top w:val="single" w:sz="4" w:space="0" w:color="CBD5E1"/>
-              <w:left w:val="none"/>
-              <w:bottom w:val="single" w:sz="4" w:space="0" w:color="CBD5E1"/>
-              <w:right w:val="none"/>
-            </w:tcBorders>
-          </w:tcPr>
-          <w:p>
-            <w:pPr>
-              <w:spacing w:before="80" w:after="80"/>
-              <w:jc w:val="center"/>
-            </w:pPr>
-            <w:r>
-              <w:rPr>
-                <w:rFonts w:ascii="Calibri" w:hAnsi="Calibri"/>
-                <w:b/>
-                <w:color w:val="FFFFFF"/>
-                <w:sz w:val="19"/>
-              </w:rPr>
-              <w:t>Standard Skid Count</w:t>
-            </w:r>
-          </w:p>
-        </w:tc>
-        <w:tc>
-          <w:tcPr>
-            <w:tcW w:type="dxa" w:w="1560"/>
-            <w:shd w:fill="0F172A"/>
-            <w:tcBorders>
-              <w:top w:val="single" w:sz="4" w:space="0" w:color="CBD5E1"/>
-              <w:left w:val="none"/>
-              <w:bottom w:val="single" w:sz="4" w:space="0" w:color="CBD5E1"/>
-              <w:right w:val="none"/>
-            </w:tcBorders>
-          </w:tcPr>
-          <w:p>
-            <w:pPr>
-              <w:spacing w:before="80" w:after="80"/>
-              <w:jc w:val="center"/>
-            </w:pPr>
-            <w:r>
-              <w:rPr>
-                <w:rFonts w:ascii="Calibri" w:hAnsi="Calibri"/>
-                <w:b/>
-                <w:color w:val="FFFFFF"/>
-                <w:sz w:val="19"/>
-              </w:rPr>
-              <w:t>Base Zone Rate</w:t>
-            </w:r>
-          </w:p>
-        </w:tc>
-        <w:tc>
-          <w:tcPr>
-            <w:tcW w:type="dxa" w:w="1560"/>
-            <w:shd w:fill="0F172A"/>
-            <w:tcBorders>
-              <w:top w:val="single" w:sz="4" w:space="0" w:color="CBD5E1"/>
-              <w:left w:val="none"/>
-              <w:bottom w:val="single" w:sz="4" w:space="0" w:color="CBD5E1"/>
-              <w:right w:val="none"/>
-            </w:tcBorders>
-          </w:tcPr>
-          <w:p>
-            <w:pPr>
-              <w:spacing w:before="80" w:after="80"/>
-              <w:jc w:val="center"/>
-            </w:pPr>
-            <w:r>
-              <w:rPr>
-                <w:rFonts w:ascii="Calibri" w:hAnsi="Calibri"/>
-                <w:b/>
-                <w:color w:val="FFFFFF"/>
-                <w:sz w:val="19"/>
-              </w:rPr>
-              <w:t>Included Detention</w:t>
-            </w:r>
-          </w:p>
-        </w:tc>
-        <w:tc>
-          <w:tcPr>
-            <w:tcW w:type="dxa" w:w="1560"/>
-            <w:shd w:fill="0F172A"/>
-            <w:tcBorders>
-              <w:top w:val="single" w:sz="4" w:space="0" w:color="CBD5E1"/>
-              <w:left w:val="none"/>
-              <w:bottom w:val="single" w:sz="4" w:space="0" w:color="CBD5E1"/>
-              <w:right w:val="none"/>
-            </w:tcBorders>
-          </w:tcPr>
-          <w:p>
-            <w:pPr>
-              <w:spacing w:before="80" w:after="80"/>
-              <w:jc w:val="center"/>
-            </w:pPr>
-            <w:r>
-              <w:rPr>
-                <w:rFonts w:ascii="Calibri" w:hAnsi="Calibri"/>
-                <w:b/>
-                <w:color w:val="FFFFFF"/>
-                <w:sz w:val="19"/>
-              </w:rPr>
-              <w:t>Extra Stop Fee</w:t>
-            </w:r>
-          </w:p>
-        </w:tc>
-      </w:tr>
-      <w:tr>
-        <w:tc>
-          <w:tcPr>
-            <w:tcW w:type="dxa" w:w="1560"/>
-            <w:shd w:fill="F8FAFC"/>
-            <w:tcBorders>
-              <w:top w:val="single" w:sz="4" w:space="0" w:color="CBD5E1"/>
-              <w:left w:val="none"/>
-              <w:bottom w:val="single" w:sz="4" w:space="0" w:color="CBD5E1"/>
-              <w:right w:val="none"/>
-            </w:tcBorders>
-          </w:tcPr>
-          <w:p>
-            <w:pPr>
-              <w:spacing w:before="80" w:after="80"/>
-              <w:jc w:val="left"/>
-            </w:pPr>
-            <w:r>
-              <w:rPr>
-                <w:rFonts w:ascii="Calibri" w:hAnsi="Calibri"/>
-                <w:color w:val="1E293B"/>
-                <w:sz w:val="18"/>
-              </w:rPr>
-              <w:t>Zone A: Core Metro</w:t>
-            </w:r>
-          </w:p>
-        </w:tc>
-        <w:tc>
-          <w:tcPr>
-            <w:tcW w:type="dxa" w:w="1560"/>
-            <w:shd w:fill="F8FAFC"/>
-            <w:tcBorders>
-              <w:top w:val="single" w:sz="4" w:space="0" w:color="CBD5E1"/>
-              <w:left w:val="none"/>
-              <w:bottom w:val="single" w:sz="4" w:space="0" w:color="CBD5E1"/>
-              <w:right w:val="none"/>
-            </w:tcBorders>
-          </w:tcPr>
-          <w:p>
-            <w:pPr>
-              <w:spacing w:before="80" w:after="80"/>
-              <w:jc w:val="left"/>
-            </w:pPr>
-            <w:r>
-              <w:rPr>
-                <w:rFonts w:ascii="Calibri" w:hAnsi="Calibri"/>
-                <w:color w:val="1E293B"/>
-                <w:sz w:val="18"/>
-              </w:rPr>
-              <w:t>Dallas City Limits, Irving, Grand Prairie, Arlington</w:t>
-            </w:r>
-          </w:p>
-        </w:tc>
-        <w:tc>
-          <w:tcPr>
-            <w:tcW w:type="dxa" w:w="1560"/>
-            <w:shd w:fill="F8FAFC"/>
-            <w:tcBorders>
-              <w:top w:val="single" w:sz="4" w:space="0" w:color="CBD5E1"/>
-              <w:left w:val="none"/>
-              <w:bottom w:val="single" w:sz="4" w:space="0" w:color="CBD5E1"/>
-              <w:right w:val="none"/>
-            </w:tcBorders>
-          </w:tcPr>
-          <w:p>
-            <w:pPr>
-              <w:spacing w:before="80" w:after="80"/>
-              <w:jc w:val="left"/>
-            </w:pPr>
-            <w:r>
-              <w:rPr>
-                <w:rFonts w:ascii="Calibri" w:hAnsi="Calibri"/>
-                <w:color w:val="1E293B"/>
-                <w:sz w:val="18"/>
-              </w:rPr>
-              <w:t>1 to 6 Pallets</w:t>
-            </w:r>
-          </w:p>
-        </w:tc>
-        <w:tc>
-          <w:tcPr>
-            <w:tcW w:type="dxa" w:w="1560"/>
-            <w:shd w:fill="F8FAFC"/>
-            <w:tcBorders>
-              <w:top w:val="single" w:sz="4" w:space="0" w:color="CBD5E1"/>
-              <w:left w:val="none"/>
-              <w:bottom w:val="single" w:sz="4" w:space="0" w:color="CBD5E1"/>
-              <w:right w:val="none"/>
-            </w:tcBorders>
-          </w:tcPr>
-          <w:p>
-            <w:pPr>
-              <w:spacing w:before="80" w:after="80"/>
-              <w:jc w:val="left"/>
-            </w:pPr>
-            <w:r>
-              <w:rPr>
-                <w:rFonts w:ascii="Calibri" w:hAnsi="Calibri"/>
-                <w:color w:val="1E293B"/>
-                <w:sz w:val="18"/>
-              </w:rPr>
-              <w:t>$135.00 Flat</w:t>
-            </w:r>
-          </w:p>
-        </w:tc>
-        <w:tc>
-          <w:tcPr>
-            <w:tcW w:type="dxa" w:w="1560"/>
-            <w:shd w:fill="F8FAFC"/>
-            <w:tcBorders>
-              <w:top w:val="single" w:sz="4" w:space="0" w:color="CBD5E1"/>
-              <w:left w:val="none"/>
-              <w:bottom w:val="single" w:sz="4" w:space="0" w:color="CBD5E1"/>
-              <w:right w:val="none"/>
-            </w:tcBorders>
-          </w:tcPr>
-          <w:p>
-            <w:pPr>
-              <w:spacing w:before="80" w:after="80"/>
-              <w:jc w:val="left"/>
-            </w:pPr>
-            <w:r>
-              <w:rPr>
-                <w:rFonts w:ascii="Calibri" w:hAnsi="Calibri"/>
-                <w:color w:val="1E293B"/>
-                <w:sz w:val="18"/>
-              </w:rPr>
-              <w:t>2 Hours Free</w:t>
-            </w:r>
-          </w:p>
-        </w:tc>
-        <w:tc>
-          <w:tcPr>
-            <w:tcW w:type="dxa" w:w="1560"/>
-            <w:shd w:fill="F8FAFC"/>
-            <w:tcBorders>
-              <w:top w:val="single" w:sz="4" w:space="0" w:color="CBD5E1"/>
-              <w:left w:val="none"/>
-              <w:bottom w:val="single" w:sz="4" w:space="0" w:color="CBD5E1"/>
-              <w:right w:val="none"/>
-            </w:tcBorders>
-          </w:tcPr>
-          <w:p>
-            <w:pPr>
-              <w:spacing w:before="80" w:after="80"/>
-              <w:jc w:val="left"/>
-            </w:pPr>
-            <w:r>
-              <w:rPr>
-                <w:rFonts w:ascii="Calibri" w:hAnsi="Calibri"/>
-                <w:color w:val="1E293B"/>
-                <w:sz w:val="18"/>
-              </w:rPr>
-              <w:t>$35.00 / Stop</w:t>
-            </w:r>
-          </w:p>
-        </w:tc>
-      </w:tr>
-      <w:tr>
-        <w:tc>
-          <w:tcPr>
-            <w:tcW w:type="dxa" w:w="1560"/>
-            <w:shd w:fill="FFFFFF"/>
-            <w:tcBorders>
-              <w:top w:val="single" w:sz="4" w:space="0" w:color="CBD5E1"/>
-              <w:left w:val="none"/>
-              <w:bottom w:val="single" w:sz="4" w:space="0" w:color="CBD5E1"/>
-              <w:right w:val="none"/>
-            </w:tcBorders>
-          </w:tcPr>
-          <w:p>
-            <w:pPr>
-              <w:spacing w:before="80" w:after="80"/>
-              <w:jc w:val="left"/>
-            </w:pPr>
-            <w:r>
-              <w:rPr>
-                <w:rFonts w:ascii="Calibri" w:hAnsi="Calibri"/>
-                <w:color w:val="1E293B"/>
-                <w:sz w:val="18"/>
-              </w:rPr>
-              <w:t>Zone B: Outer Industrial</w:t>
-            </w:r>
-          </w:p>
-        </w:tc>
-        <w:tc>
-          <w:tcPr>
-            <w:tcW w:type="dxa" w:w="1560"/>
-            <w:shd w:fill="FFFFFF"/>
-            <w:tcBorders>
-              <w:top w:val="single" w:sz="4" w:space="0" w:color="CBD5E1"/>
-              <w:left w:val="none"/>
-              <w:bottom w:val="single" w:sz="4" w:space="0" w:color="CBD5E1"/>
-              <w:right w:val="none"/>
-            </w:tcBorders>
-          </w:tcPr>
-          <w:p>
-            <w:pPr>
-              <w:spacing w:before="80" w:after="80"/>
-              <w:jc w:val="left"/>
-            </w:pPr>
-            <w:r>
-              <w:rPr>
-                <w:rFonts w:ascii="Calibri" w:hAnsi="Calibri"/>
-                <w:color w:val="1E293B"/>
-                <w:sz w:val="18"/>
-              </w:rPr>
-              <w:t>Fort Worth, Garland, Carrollton, Plano, Mesquite</w:t>
-            </w:r>
-          </w:p>
-        </w:tc>
-        <w:tc>
-          <w:tcPr>
-            <w:tcW w:type="dxa" w:w="1560"/>
-            <w:shd w:fill="FFFFFF"/>
-            <w:tcBorders>
-              <w:top w:val="single" w:sz="4" w:space="0" w:color="CBD5E1"/>
-              <w:left w:val="none"/>
-              <w:bottom w:val="single" w:sz="4" w:space="0" w:color="CBD5E1"/>
-              <w:right w:val="none"/>
-            </w:tcBorders>
-          </w:tcPr>
-          <w:p>
-            <w:pPr>
-              <w:spacing w:before="80" w:after="80"/>
-              <w:jc w:val="left"/>
-            </w:pPr>
-            <w:r>
-              <w:rPr>
-                <w:rFonts w:ascii="Calibri" w:hAnsi="Calibri"/>
-                <w:color w:val="1E293B"/>
-                <w:sz w:val="18"/>
-              </w:rPr>
-              <w:t>1 to 8 Pallets</w:t>
-            </w:r>
-          </w:p>
-        </w:tc>
-        <w:tc>
-          <w:tcPr>
-            <w:tcW w:type="dxa" w:w="1560"/>
-            <w:shd w:fill="FFFFFF"/>
-            <w:tcBorders>
-              <w:top w:val="single" w:sz="4" w:space="0" w:color="CBD5E1"/>
-              <w:left w:val="none"/>
-              <w:bottom w:val="single" w:sz="4" w:space="0" w:color="CBD5E1"/>
-              <w:right w:val="none"/>
-            </w:tcBorders>
-          </w:tcPr>
-          <w:p>
-            <w:pPr>
-              <w:spacing w:before="80" w:after="80"/>
-              <w:jc w:val="left"/>
-            </w:pPr>
-            <w:r>
-              <w:rPr>
-                <w:rFonts w:ascii="Calibri" w:hAnsi="Calibri"/>
-                <w:color w:val="1E293B"/>
-                <w:sz w:val="18"/>
-              </w:rPr>
-              <w:t>$175.00 Flat</w:t>
-            </w:r>
-          </w:p>
-        </w:tc>
-        <w:tc>
-          <w:tcPr>
-            <w:tcW w:type="dxa" w:w="1560"/>
-            <w:shd w:fill="FFFFFF"/>
-            <w:tcBorders>
-              <w:top w:val="single" w:sz="4" w:space="0" w:color="CBD5E1"/>
-              <w:left w:val="none"/>
-              <w:bottom w:val="single" w:sz="4" w:space="0" w:color="CBD5E1"/>
-              <w:right w:val="none"/>
-            </w:tcBorders>
-          </w:tcPr>
-          <w:p>
-            <w:pPr>
-              <w:spacing w:before="80" w:after="80"/>
-              <w:jc w:val="left"/>
-            </w:pPr>
-            <w:r>
-              <w:rPr>
-                <w:rFonts w:ascii="Calibri" w:hAnsi="Calibri"/>
-                <w:color w:val="1E293B"/>
-                <w:sz w:val="18"/>
-              </w:rPr>
-              <w:t>2 Hours Free</w:t>
-            </w:r>
-          </w:p>
-        </w:tc>
-        <w:tc>
-          <w:tcPr>
-            <w:tcW w:type="dxa" w:w="1560"/>
-            <w:shd w:fill="FFFFFF"/>
-            <w:tcBorders>
-              <w:top w:val="single" w:sz="4" w:space="0" w:color="CBD5E1"/>
-              <w:left w:val="none"/>
-              <w:bottom w:val="single" w:sz="4" w:space="0" w:color="CBD5E1"/>
-              <w:right w:val="none"/>
-            </w:tcBorders>
-          </w:tcPr>
-          <w:p>
-            <w:pPr>
-              <w:spacing w:before="80" w:after="80"/>
-              <w:jc w:val="left"/>
-            </w:pPr>
-            <w:r>
-              <w:rPr>
-                <w:rFonts w:ascii="Calibri" w:hAnsi="Calibri"/>
-                <w:color w:val="1E293B"/>
-                <w:sz w:val="18"/>
-              </w:rPr>
-              <w:t>$45.00 / Stop</w:t>
-            </w:r>
-          </w:p>
-        </w:tc>
-      </w:tr>
-      <w:tr>
-        <w:tc>
-          <w:tcPr>
-            <w:tcW w:type="dxa" w:w="1560"/>
-            <w:shd w:fill="F8FAFC"/>
-            <w:tcBorders>
-              <w:top w:val="single" w:sz="4" w:space="0" w:color="CBD5E1"/>
-              <w:left w:val="none"/>
-              <w:bottom w:val="single" w:sz="4" w:space="0" w:color="CBD5E1"/>
-              <w:right w:val="none"/>
-            </w:tcBorders>
-          </w:tcPr>
-          <w:p>
-            <w:pPr>
-              <w:spacing w:before="80" w:after="80"/>
-              <w:jc w:val="left"/>
-            </w:pPr>
-            <w:r>
-              <w:rPr>
-                <w:rFonts w:ascii="Calibri" w:hAnsi="Calibri"/>
-                <w:color w:val="1E293B"/>
-                <w:sz w:val="18"/>
-              </w:rPr>
-              <w:t>Zone C: North Texas Corridor</w:t>
-            </w:r>
-          </w:p>
-        </w:tc>
-        <w:tc>
-          <w:tcPr>
-            <w:tcW w:type="dxa" w:w="1560"/>
-            <w:shd w:fill="F8FAFC"/>
-            <w:tcBorders>
-              <w:top w:val="single" w:sz="4" w:space="0" w:color="CBD5E1"/>
-              <w:left w:val="none"/>
-              <w:bottom w:val="single" w:sz="4" w:space="0" w:color="CBD5E1"/>
-              <w:right w:val="none"/>
-            </w:tcBorders>
-          </w:tcPr>
-          <w:p>
-            <w:pPr>
-              <w:spacing w:before="80" w:after="80"/>
-              <w:jc w:val="left"/>
-            </w:pPr>
-            <w:r>
-              <w:rPr>
-                <w:rFonts w:ascii="Calibri" w:hAnsi="Calibri"/>
-                <w:color w:val="1E293B"/>
-                <w:sz w:val="18"/>
-              </w:rPr>
-              <w:t>Denton, McKinney, Frisco, Waxahachie, Weatherford</w:t>
-            </w:r>
-          </w:p>
-        </w:tc>
-        <w:tc>
-          <w:tcPr>
-            <w:tcW w:type="dxa" w:w="1560"/>
-            <w:shd w:fill="F8FAFC"/>
-            <w:tcBorders>
-              <w:top w:val="single" w:sz="4" w:space="0" w:color="CBD5E1"/>
-              <w:left w:val="none"/>
-              <w:bottom w:val="single" w:sz="4" w:space="0" w:color="CBD5E1"/>
-              <w:right w:val="none"/>
-            </w:tcBorders>
-          </w:tcPr>
-          <w:p>
-            <w:pPr>
-              <w:spacing w:before="80" w:after="80"/>
-              <w:jc w:val="left"/>
-            </w:pPr>
-            <w:r>
-              <w:rPr>
-                <w:rFonts w:ascii="Calibri" w:hAnsi="Calibri"/>
-                <w:color w:val="1E293B"/>
-                <w:sz w:val="18"/>
-              </w:rPr>
-              <w:t>Full Truckload (12 Skids)</w:t>
-            </w:r>
-          </w:p>
-        </w:tc>
-        <w:tc>
-          <w:tcPr>
-            <w:tcW w:type="dxa" w:w="1560"/>
-            <w:shd w:fill="F8FAFC"/>
-            <w:tcBorders>
-              <w:top w:val="single" w:sz="4" w:space="0" w:color="CBD5E1"/>
-              <w:left w:val="none"/>
-              <w:bottom w:val="single" w:sz="4" w:space="0" w:color="CBD5E1"/>
-              <w:right w:val="none"/>
-            </w:tcBorders>
-          </w:tcPr>
-          <w:p>
-            <w:pPr>
-              <w:spacing w:before="80" w:after="80"/>
-              <w:jc w:val="left"/>
-            </w:pPr>
-            <w:r>
-              <w:rPr>
-                <w:rFonts w:ascii="Calibri" w:hAnsi="Calibri"/>
-                <w:color w:val="1E293B"/>
-                <w:sz w:val="18"/>
-              </w:rPr>
-              <w:t>$245.00 Flat</w:t>
-            </w:r>
-          </w:p>
-        </w:tc>
-        <w:tc>
-          <w:tcPr>
-            <w:tcW w:type="dxa" w:w="1560"/>
-            <w:shd w:fill="F8FAFC"/>
-            <w:tcBorders>
-              <w:top w:val="single" w:sz="4" w:space="0" w:color="CBD5E1"/>
-              <w:left w:val="none"/>
-              <w:bottom w:val="single" w:sz="4" w:space="0" w:color="CBD5E1"/>
-              <w:right w:val="none"/>
-            </w:tcBorders>
-          </w:tcPr>
-          <w:p>
-            <w:pPr>
-              <w:spacing w:before="80" w:after="80"/>
-              <w:jc w:val="left"/>
-            </w:pPr>
-            <w:r>
-              <w:rPr>
-                <w:rFonts w:ascii="Calibri" w:hAnsi="Calibri"/>
-                <w:color w:val="1E293B"/>
-                <w:sz w:val="18"/>
-              </w:rPr>
-              <w:t>2 Hours Free</w:t>
-            </w:r>
-          </w:p>
-        </w:tc>
-        <w:tc>
-          <w:tcPr>
-            <w:tcW w:type="dxa" w:w="1560"/>
-            <w:shd w:fill="F8FAFC"/>
-            <w:tcBorders>
-              <w:top w:val="single" w:sz="4" w:space="0" w:color="CBD5E1"/>
-              <w:left w:val="none"/>
-              <w:bottom w:val="single" w:sz="4" w:space="0" w:color="CBD5E1"/>
-              <w:right w:val="none"/>
-            </w:tcBorders>
-          </w:tcPr>
-          <w:p>
-            <w:pPr>
-              <w:spacing w:before="80" w:after="80"/>
-              <w:jc w:val="left"/>
-            </w:pPr>
-            <w:r>
-              <w:rPr>
-                <w:rFonts w:ascii="Calibri" w:hAnsi="Calibri"/>
-                <w:color w:val="1E293B"/>
-                <w:sz w:val="18"/>
-              </w:rPr>
-              <w:t>$55.00 / Stop</w:t>
-            </w:r>
-          </w:p>
-        </w:tc>
-      </w:tr>
-      <w:tr>
-        <w:tc>
-          <w:tcPr>
-            <w:tcW w:type="dxa" w:w="1560"/>
-            <w:shd w:fill="FFFFFF"/>
-            <w:tcBorders>
-              <w:top w:val="single" w:sz="4" w:space="0" w:color="CBD5E1"/>
-              <w:left w:val="none"/>
-              <w:bottom w:val="single" w:sz="4" w:space="0" w:color="CBD5E1"/>
-              <w:right w:val="none"/>
-            </w:tcBorders>
-          </w:tcPr>
-          <w:p>
-            <w:pPr>
-              <w:spacing w:before="80" w:after="80"/>
-              <w:jc w:val="left"/>
-            </w:pPr>
-            <w:r>
-              <w:rPr>
-                <w:rFonts w:ascii="Calibri" w:hAnsi="Calibri"/>
-                <w:color w:val="1E293B"/>
-                <w:sz w:val="18"/>
-              </w:rPr>
-              <w:t>Hot-Shot Expedited</w:t>
-            </w:r>
-          </w:p>
-        </w:tc>
-        <w:tc>
-          <w:tcPr>
-            <w:tcW w:type="dxa" w:w="1560"/>
-            <w:shd w:fill="FFFFFF"/>
-            <w:tcBorders>
-              <w:top w:val="single" w:sz="4" w:space="0" w:color="CBD5E1"/>
-              <w:left w:val="none"/>
-              <w:bottom w:val="single" w:sz="4" w:space="0" w:color="CBD5E1"/>
-              <w:right w:val="none"/>
-            </w:tcBorders>
-          </w:tcPr>
-          <w:p>
-            <w:pPr>
-              <w:spacing w:before="80" w:after="80"/>
-              <w:jc w:val="left"/>
-            </w:pPr>
-            <w:r>
-              <w:rPr>
-                <w:rFonts w:ascii="Calibri" w:hAnsi="Calibri"/>
-                <w:color w:val="1E293B"/>
-                <w:sz w:val="18"/>
-              </w:rPr>
-              <w:t>Same-Day 120-Minute Emergency Dispatch</w:t>
-            </w:r>
-          </w:p>
-        </w:tc>
-        <w:tc>
-          <w:tcPr>
-            <w:tcW w:type="dxa" w:w="1560"/>
-            <w:shd w:fill="FFFFFF"/>
-            <w:tcBorders>
-              <w:top w:val="single" w:sz="4" w:space="0" w:color="CBD5E1"/>
-              <w:left w:val="none"/>
-              <w:bottom w:val="single" w:sz="4" w:space="0" w:color="CBD5E1"/>
-              <w:right w:val="none"/>
-            </w:tcBorders>
-          </w:tcPr>
-          <w:p>
-            <w:pPr>
-              <w:spacing w:before="80" w:after="80"/>
-              <w:jc w:val="left"/>
-            </w:pPr>
-            <w:r>
-              <w:rPr>
-                <w:rFonts w:ascii="Calibri" w:hAnsi="Calibri"/>
-                <w:color w:val="1E293B"/>
-                <w:sz w:val="18"/>
-              </w:rPr>
-              <w:t>Up to 3,850 lbs</w:t>
-            </w:r>
-          </w:p>
-        </w:tc>
-        <w:tc>
-          <w:tcPr>
-            <w:tcW w:type="dxa" w:w="1560"/>
-            <w:shd w:fill="FFFFFF"/>
-            <w:tcBorders>
-              <w:top w:val="single" w:sz="4" w:space="0" w:color="CBD5E1"/>
-              <w:left w:val="none"/>
-              <w:bottom w:val="single" w:sz="4" w:space="0" w:color="CBD5E1"/>
-              <w:right w:val="none"/>
-            </w:tcBorders>
-          </w:tcPr>
-          <w:p>
-            <w:pPr>
-              <w:spacing w:before="80" w:after="80"/>
-              <w:jc w:val="left"/>
-            </w:pPr>
-            <w:r>
-              <w:rPr>
-                <w:rFonts w:ascii="Calibri" w:hAnsi="Calibri"/>
-                <w:color w:val="1E293B"/>
-                <w:sz w:val="18"/>
-              </w:rPr>
-              <w:t>$1.95 / Mile ($95 Min)</w:t>
-            </w:r>
-          </w:p>
-        </w:tc>
-        <w:tc>
-          <w:tcPr>
-            <w:tcW w:type="dxa" w:w="1560"/>
-            <w:shd w:fill="FFFFFF"/>
-            <w:tcBorders>
-              <w:top w:val="single" w:sz="4" w:space="0" w:color="CBD5E1"/>
-              <w:left w:val="none"/>
-              <w:bottom w:val="single" w:sz="4" w:space="0" w:color="CBD5E1"/>
-              <w:right w:val="none"/>
-            </w:tcBorders>
-          </w:tcPr>
-          <w:p>
-            <w:pPr>
-              <w:spacing w:before="80" w:after="80"/>
-              <w:jc w:val="left"/>
-            </w:pPr>
-            <w:r>
-              <w:rPr>
-                <w:rFonts w:ascii="Calibri" w:hAnsi="Calibri"/>
-                <w:color w:val="1E293B"/>
-                <w:sz w:val="18"/>
-              </w:rPr>
-              <w:t>1 Hour Free</w:t>
-            </w:r>
-          </w:p>
-        </w:tc>
-        <w:tc>
-          <w:tcPr>
-            <w:tcW w:type="dxa" w:w="1560"/>
-            <w:shd w:fill="FFFFFF"/>
-            <w:tcBorders>
-              <w:top w:val="single" w:sz="4" w:space="0" w:color="CBD5E1"/>
-              <w:left w:val="none"/>
-              <w:bottom w:val="single" w:sz="4" w:space="0" w:color="CBD5E1"/>
-              <w:right w:val="none"/>
-            </w:tcBorders>
-          </w:tcPr>
-          <w:p>
-            <w:pPr>
-              <w:spacing w:before="80" w:after="80"/>
-              <w:jc w:val="left"/>
-            </w:pPr>
-            <w:r>
-              <w:rPr>
-                <w:rFonts w:ascii="Calibri" w:hAnsi="Calibri"/>
-                <w:color w:val="1E293B"/>
-                <w:sz w:val="18"/>
-              </w:rPr>
-              <w:t>Dispatched in 30 Min</w:t>
-            </w:r>
-          </w:p>
-        </w:tc>
-      </w:tr>
-    </w:tbl>
     <w:p>
       <w:pPr>
-        <w:spacing w:before="0" w:after="160"/>
+        <w:pStyle w:val="ListBullet"/>
+        <w:spacing w:before="0" w:after="60" w:line="276" w:lineRule="auto"/>
       </w:pPr>
+      <w:r>
+        <w:rPr>
+          <w:rFonts w:ascii="Calibri" w:hAnsi="Calibri"/>
+          <w:color w:val="1E293B"/>
+          <w:sz w:val="20"/>
+        </w:rPr>
+        <w:t>Two Mercedes-Benz Sprinter High-Roof Cargo Vans: 3,850 lbs payload, 170-inch wheelbase, pallet-loadable sliding side doors, dedicated to rush medical supply and critical parcel runs.</w:t>
+      </w:r>
     </w:p>
     <w:p>
+      <w:pPr>
+        <w:pStyle w:val="ListBullet"/>
+        <w:spacing w:before="0" w:after="60" w:line="276" w:lineRule="auto"/>
+      </w:pPr>
       <w:r>
-        <w:br w:type="page"/>
+        <w:rPr>
+          <w:rFonts w:ascii="Calibri" w:hAnsi="Calibri"/>
+          <w:color w:val="1E293B"/>
+          <w:sz w:val="20"/>
+        </w:rPr>
+        <w:t>Handling Equipment: Every unit carries an on-board 5,500-lb heavy-duty hydraulic pallet jack, 4 heavy ratchet load-bars, and 12 furniture blankets.</w:t>
       </w:r>
     </w:p>
     <w:p>
@@ -1795,72 +152,7 @@
           <w:color w:val="0F172A"/>
           <w:sz w:val="26"/>
         </w:rPr>
-        <w:t>4. COMPLETE OUTBOUND SHIPPER CAMPAIGN TEMPLATES</w:t>
-      </w:r>
-    </w:p>
-    <w:p>
-      <w:pPr>
-        <w:spacing w:before="0" w:after="120" w:line="276" w:lineRule="auto"/>
-      </w:pPr>
-      <w:r>
-        <w:rPr>
-          <w:rFonts w:ascii="Calibri" w:hAnsi="Calibri"/>
-          <w:color w:val="1E293B"/>
-          <w:sz w:val="20"/>
-        </w:rPr>
-        <w:t>1. Outbound Email 1: Open Liftgate Capacity in Local Industrial Park</w:t>
-      </w:r>
-    </w:p>
-    <w:p>
-      <w:pPr>
-        <w:spacing w:before="0" w:after="120" w:line="276" w:lineRule="auto"/>
-      </w:pPr>
-      <w:r>
-        <w:rPr>
-          <w:rFonts w:ascii="Calibri" w:hAnsi="Calibri"/>
-          <w:color w:val="1E293B"/>
-          <w:sz w:val="20"/>
-        </w:rPr>
-        <w:t>Subject: 26ft liftgate truck open in [Industrial Park Name] (Tue/Thu recurring)</w:t>
-      </w:r>
-    </w:p>
-    <w:p>
-      <w:pPr>
-        <w:spacing w:before="0" w:after="120" w:line="276" w:lineRule="auto"/>
-      </w:pPr>
-      <w:r>
-        <w:rPr>
-          <w:rFonts w:ascii="Calibri" w:hAnsi="Calibri"/>
-          <w:color w:val="1E293B"/>
-          <w:sz w:val="20"/>
-        </w:rPr>
-        <w:t>Hi [First Name],</w:t>
-      </w:r>
-    </w:p>
-    <w:p>
-      <w:pPr>
-        <w:spacing w:before="0" w:after="120" w:line="276" w:lineRule="auto"/>
-      </w:pPr>
-      <w:r>
-        <w:rPr>
-          <w:rFonts w:ascii="Calibri" w:hAnsi="Calibri"/>
-          <w:color w:val="1E293B"/>
-          <w:sz w:val="20"/>
-        </w:rPr>
-        <w:t>My team runs two 26ft Freightliner box trucks with 3,500-lb hydraulic liftgates out of our West Davis terminal in Dallas. We currently service two commercial accounts in [Industrial Park Name] every Tuesday and Thursday morning.</w:t>
-      </w:r>
-    </w:p>
-    <w:p>
-      <w:pPr>
-        <w:spacing w:before="0" w:after="120" w:line="276" w:lineRule="auto"/>
-      </w:pPr>
-      <w:r>
-        <w:rPr>
-          <w:rFonts w:ascii="Calibri" w:hAnsi="Calibri"/>
-          <w:color w:val="1E293B"/>
-          <w:sz w:val="20"/>
-        </w:rPr>
-        <w:t>If your shipping department ever needs same-day pallet recovery, scheduled dock transfers, or overflow freight hauled without dealing with unresponsive freight brokers, we would love to handle a test load for you.</w:t>
+        <w:t>CORE OPERATIONAL CAPABILITIES &amp; SLA GUARANTEES</w:t>
       </w:r>
     </w:p>
     <w:p>
@@ -1874,7 +166,7 @@
           <w:color w:val="1E293B"/>
           <w:sz w:val="20"/>
         </w:rPr>
-        <w:t>Asset-based: our trucks, our drivers, our USDOT authority (#3918204)</w:t>
+        <w:t>Scheduled Morning Retail Replenishment: Guaranteed pre-10:00 AM dock delivery windows for regional retail corridors.</w:t>
       </w:r>
     </w:p>
     <w:p>
@@ -1888,7 +180,7 @@
           <w:color w:val="1E293B"/>
           <w:sz w:val="20"/>
         </w:rPr>
-        <w:t>$1M Auto Liability / $100K Cargo insurance underwritten by Great West Casualty</w:t>
+        <w:t>Emergency Same-Day Hot-Shot Pallet Recovery: 90-minute rapid dispatch response across Dallas, Tarrant, Collin, and Denton counties.</w:t>
       </w:r>
     </w:p>
     <w:p>
@@ -1902,7 +194,36 @@
           <w:color w:val="1E293B"/>
           <w:sz w:val="20"/>
         </w:rPr>
-        <w:t>2 full hours of free dock detention on every stop so your team never feels rushed</w:t>
+        <w:t>2-Hour Free Dock Detention Window: We absorb standard warehouse staging delays without triggering surprise demurrage charges.</w:t>
+      </w:r>
+    </w:p>
+    <w:p>
+      <w:pPr>
+        <w:pStyle w:val="ListBullet"/>
+        <w:spacing w:before="0" w:after="60" w:line="276" w:lineRule="auto"/>
+      </w:pPr>
+      <w:r>
+        <w:rPr>
+          <w:rFonts w:ascii="Calibri" w:hAnsi="Calibri"/>
+          <w:color w:val="1E293B"/>
+          <w:sz w:val="20"/>
+        </w:rPr>
+        <w:t>Direct Dispatcher Communication: No broker layers or outsourced call centers. Live GPS tracking links and instant electronic proof-of-delivery (e-POD) photos emailed immediately upon sign-off.</w:t>
+      </w:r>
+    </w:p>
+    <w:p>
+      <w:pPr>
+        <w:keepNext/>
+        <w:spacing w:before="280" w:after="80"/>
+      </w:pPr>
+      <w:r>
+        <w:rPr>
+          <w:rFonts w:ascii="Calibri" w:hAnsi="Calibri"/>
+          <w:b/>
+          <w:color w:val="0F172A"/>
+          <w:sz w:val="26"/>
+        </w:rPr>
+        <w:t>COLD OUTBOUND SEQUENCE 1: WAREHOUSE SHIPPING SUPERVISOR INTRO</w:t>
       </w:r>
     </w:p>
     <w:p>
@@ -1915,7 +236,7 @@
           <w:color w:val="1E293B"/>
           <w:sz w:val="20"/>
         </w:rPr>
-        <w:t>Would you be open to a quick 5-minute call this Thursday to see if our lanes align with your freight needs?</w:t>
+        <w:t>Target: Shipping Supervisors &amp; Logistics Leads at Industrial Distribution Hubs in Grand Prairie &amp; Arlington.</w:t>
       </w:r>
     </w:p>
     <w:p>
@@ -1928,7 +249,7 @@
           <w:color w:val="1E293B"/>
           <w:sz w:val="20"/>
         </w:rPr>
-        <w:t>Best regards,</w:t>
+        <w:t>Subject: Open Tue/Thu liftgate capacity in DFW industrial corridor</w:t>
       </w:r>
     </w:p>
     <w:p>
@@ -1941,7 +262,7 @@
           <w:color w:val="1E293B"/>
           <w:sz w:val="20"/>
         </w:rPr>
-        <w:t>Jose Cruz · Managing Partner, Cruz Metro Freight LLC · (214) 555-0194</w:t>
+        <w:t>Hi {{First_Name}},</w:t>
       </w:r>
     </w:p>
     <w:p>
@@ -1954,7 +275,7 @@
           <w:color w:val="1E293B"/>
           <w:sz w:val="20"/>
         </w:rPr>
-        <w:t>2. Outbound Email 2: Emergency Pallet Recovery (When Brokers Drop Scheduled Pickups)</w:t>
+        <w:t>We run two dedicated 26ft liftgate box trucks through Arlington, Grand Prairie, and Irving on Tuesday and Thursday mornings.</w:t>
       </w:r>
     </w:p>
     <w:p>
@@ -1967,7 +288,7 @@
           <w:color w:val="1E293B"/>
           <w:sz w:val="20"/>
         </w:rPr>
-        <w:t>Subject: Missed freight pickups in DFW / emergency backup coverage</w:t>
+        <w:t>If your primary freight broker ever scrambles to cover regional pallet drops or leaves your dock backed up with late pickups, we keep standby capacity reserved specifically for local DFW manufacturing and distribution facilities.</w:t>
       </w:r>
     </w:p>
     <w:p>
@@ -1980,7 +301,49 @@
           <w:color w:val="1E293B"/>
           <w:sz w:val="20"/>
         </w:rPr>
-        <w:t>Hi [First Name],</w:t>
+        <w:t>A few quick highlights on our fleet:</w:t>
+      </w:r>
+    </w:p>
+    <w:p>
+      <w:pPr>
+        <w:pStyle w:val="ListBullet"/>
+        <w:spacing w:before="0" w:after="60" w:line="276" w:lineRule="auto"/>
+      </w:pPr>
+      <w:r>
+        <w:rPr>
+          <w:rFonts w:ascii="Calibri" w:hAnsi="Calibri"/>
+          <w:color w:val="1E293B"/>
+          <w:sz w:val="20"/>
+        </w:rPr>
+        <w:t>Asset-based carrier with late-model 26ft Freightliners (3,500-lb liftgates and pallet jacks on board).</w:t>
+      </w:r>
+    </w:p>
+    <w:p>
+      <w:pPr>
+        <w:pStyle w:val="ListBullet"/>
+        <w:spacing w:before="0" w:after="60" w:line="276" w:lineRule="auto"/>
+      </w:pPr>
+      <w:r>
+        <w:rPr>
+          <w:rFonts w:ascii="Calibri" w:hAnsi="Calibri"/>
+          <w:color w:val="1E293B"/>
+          <w:sz w:val="20"/>
+        </w:rPr>
+        <w:t>2 full hours of free dock detention included per stop—we never nickel-and-dime your facility.</w:t>
+      </w:r>
+    </w:p>
+    <w:p>
+      <w:pPr>
+        <w:pStyle w:val="ListBullet"/>
+        <w:spacing w:before="0" w:after="60" w:line="276" w:lineRule="auto"/>
+      </w:pPr>
+      <w:r>
+        <w:rPr>
+          <w:rFonts w:ascii="Calibri" w:hAnsi="Calibri"/>
+          <w:color w:val="1E293B"/>
+          <w:sz w:val="20"/>
+        </w:rPr>
+        <w:t>$1,000,000 commercial auto liability and $100,000 active cargo insurance (COI available on request).</w:t>
       </w:r>
     </w:p>
     <w:p>
@@ -1993,7 +356,7 @@
           <w:color w:val="1E293B"/>
           <w:sz w:val="20"/>
         </w:rPr>
-        <w:t>Few things are more frustrating on a Friday afternoon than a freight broker calling at 3:30 PM to announce their carrier dropped your scheduled warehouse pickup.</w:t>
+        <w:t>Would you be open to keeping our direct dispatcher contact on hand for backup capacity next time a load falls through?</w:t>
       </w:r>
     </w:p>
     <w:p>
@@ -2006,7 +369,22 @@
           <w:color w:val="1E293B"/>
           <w:sz w:val="20"/>
         </w:rPr>
-        <w:t>We maintain dedicated local box truck and high-roof Sprinter capacity on standby specifically for same-day emergency pallet transfers across Dallas, Fort Worth, Arlington, and Grand Prairie.</w:t>
+        <w:t>Best regards, Jose Cruz · Owner &amp; Fleet Dispatcher · Cruz Metro Freight LLC · (214) 555-0194</w:t>
+      </w:r>
+    </w:p>
+    <w:p>
+      <w:pPr>
+        <w:keepNext/>
+        <w:spacing w:before="280" w:after="80"/>
+      </w:pPr>
+      <w:r>
+        <w:rPr>
+          <w:rFonts w:ascii="Calibri" w:hAnsi="Calibri"/>
+          <w:b/>
+          <w:color w:val="0F172A"/>
+          <w:sz w:val="26"/>
+        </w:rPr>
+        <w:t>COLD OUTBOUND SEQUENCE 2: EMERGENCY MISSED-PICKUP RECOVERY (HOT-SHOT)</w:t>
       </w:r>
     </w:p>
     <w:p>
@@ -2019,7 +397,7 @@
           <w:color w:val="1E293B"/>
           <w:sz w:val="20"/>
         </w:rPr>
-        <w:t>Whenever a broker fails to show, call our dispatch line directly at (214) 555-0194. We can typically have a 26ft liftgate truck backed into your bay within 90 minutes.</w:t>
+        <w:t>Target: Warehouse Shipping Leads who face dropped loads from national load boards.</w:t>
       </w:r>
     </w:p>
     <w:p>
@@ -2032,7 +410,7 @@
           <w:color w:val="1E293B"/>
           <w:sz w:val="20"/>
         </w:rPr>
-        <w:t>Can I email you our one-page zone rate card so your shipping leads have it on file for emergency dispatch?</w:t>
+        <w:t>Subject: Backup box-truck capacity for missed DFW dock pickups</w:t>
       </w:r>
     </w:p>
     <w:p>
@@ -2045,7 +423,7 @@
           <w:color w:val="1E293B"/>
           <w:sz w:val="20"/>
         </w:rPr>
-        <w:t>Best regards,</w:t>
+        <w:t>Hi {{First_Name}},</w:t>
       </w:r>
     </w:p>
     <w:p>
@@ -2058,7 +436,7 @@
           <w:color w:val="1E293B"/>
           <w:sz w:val="20"/>
         </w:rPr>
-        <w:t>Jose Cruz · Cruz Metro Freight LLC</w:t>
+        <w:t>Checking in because most warehouse shipping supervisors we talk to deal with 2 to 3 dropped pickups every month when digital freight brokers fail to dispatch drivers on time.</w:t>
       </w:r>
     </w:p>
     <w:p>
@@ -2071,7 +449,7 @@
           <w:color w:val="1E293B"/>
           <w:sz w:val="20"/>
         </w:rPr>
-        <w:t>3. Outbound Email 3: Rate Sheet &amp; Free Detention Policy Follow-Up</w:t>
+        <w:t>When a carrier misses their 2:00 PM cutoff, your staging bays get clogged and customers are on the phone asking where their freight is.</w:t>
       </w:r>
     </w:p>
     <w:p>
@@ -2084,7 +462,7 @@
           <w:color w:val="1E293B"/>
           <w:sz w:val="20"/>
         </w:rPr>
-        <w:t>Subject: Quick follow-up + Cruz Metro Freight rate sheet</w:t>
+        <w:t>Cruz Metro Freight provides same-day regional hot-shot recovery within a 120-mile radius of DFW. We can have a 26ft liftgate truck backed into your bay within 90 minutes of dispatch.</w:t>
       </w:r>
     </w:p>
     <w:p>
@@ -2097,7 +475,7 @@
           <w:color w:val="1E293B"/>
           <w:sz w:val="20"/>
         </w:rPr>
-        <w:t>Hi [First Name],</w:t>
+        <w:t>If you currently have any distressed freight sitting on your dock this afternoon, reply to this email or call our direct dispatch line at (214) 555-0194 and we'll cover it immediately.</w:t>
       </w:r>
     </w:p>
     <w:p>
@@ -2110,7 +488,22 @@
           <w:color w:val="1E293B"/>
           <w:sz w:val="20"/>
         </w:rPr>
-        <w:t>Following up on my previous note. I've attached our 2026 DFW Metro Zone Rate Sheet. Notice that we include 2 full hours of free dock detention on every run. Most regional carriers start charging $75/hour after 30 minutes; we absorb normal warehouse staging delays because we understand frontline logistics.</w:t>
+        <w:t>Warm regards, Jose Cruz · Cruz Metro Freight</w:t>
+      </w:r>
+    </w:p>
+    <w:p>
+      <w:pPr>
+        <w:keepNext/>
+        <w:spacing w:before="280" w:after="80"/>
+      </w:pPr>
+      <w:r>
+        <w:rPr>
+          <w:rFonts w:ascii="Calibri" w:hAnsi="Calibri"/>
+          <w:b/>
+          <w:color w:val="0F172A"/>
+          <w:sz w:val="26"/>
+        </w:rPr>
+        <w:t>COLD OUTBOUND SEQUENCE 3: METRO ZONE FLAT RATE CARD</w:t>
       </w:r>
     </w:p>
     <w:p>
@@ -2123,7 +516,7 @@
           <w:color w:val="1E293B"/>
           <w:sz w:val="20"/>
         </w:rPr>
-        <w:t>Whenever you have an upcoming pallet move or want to benchmark your current carrier rates, feel free to reply directly to this email.</w:t>
+        <w:t>Target: Procurement &amp; Freight Routing Specialists seeking transparent local cartage rates.</w:t>
       </w:r>
     </w:p>
     <w:p>
@@ -2136,7 +529,129 @@
           <w:color w:val="1E293B"/>
           <w:sz w:val="20"/>
         </w:rPr>
-        <w:t>Best regards, Jose Cruz</w:t>
+        <w:t>Subject: Flat metro zone cartage rates — Cruz Metro Freight (DFW)</w:t>
+      </w:r>
+    </w:p>
+    <w:p>
+      <w:pPr>
+        <w:spacing w:before="0" w:after="120" w:line="276" w:lineRule="auto"/>
+      </w:pPr>
+      <w:r>
+        <w:rPr>
+          <w:rFonts w:ascii="Calibri" w:hAnsi="Calibri"/>
+          <w:color w:val="1E293B"/>
+          <w:sz w:val="20"/>
+        </w:rPr>
+        <w:t>Hi {{First_Name}},</w:t>
+      </w:r>
+    </w:p>
+    <w:p>
+      <w:pPr>
+        <w:spacing w:before="0" w:after="120" w:line="276" w:lineRule="auto"/>
+      </w:pPr>
+      <w:r>
+        <w:rPr>
+          <w:rFonts w:ascii="Calibri" w:hAnsi="Calibri"/>
+          <w:color w:val="1E293B"/>
+          <w:sz w:val="20"/>
+        </w:rPr>
+        <w:t>Here is our standard DFW metro rate matrix effective November 1, 2026. Clean, transparent zone pricing with zero fuel surcharge spikes:</w:t>
+      </w:r>
+    </w:p>
+    <w:p>
+      <w:pPr>
+        <w:pStyle w:val="ListBullet"/>
+        <w:spacing w:before="0" w:after="60" w:line="276" w:lineRule="auto"/>
+      </w:pPr>
+      <w:r>
+        <w:rPr>
+          <w:rFonts w:ascii="Calibri" w:hAnsi="Calibri"/>
+          <w:color w:val="1E293B"/>
+          <w:sz w:val="20"/>
+        </w:rPr>
+        <w:t>Metro Core (0–25 miles): $175 Flat base (includes first 2 pallets, +$25 per additional pallet).</w:t>
+      </w:r>
+    </w:p>
+    <w:p>
+      <w:pPr>
+        <w:pStyle w:val="ListBullet"/>
+        <w:spacing w:before="0" w:after="60" w:line="276" w:lineRule="auto"/>
+      </w:pPr>
+      <w:r>
+        <w:rPr>
+          <w:rFonts w:ascii="Calibri" w:hAnsi="Calibri"/>
+          <w:color w:val="1E293B"/>
+          <w:sz w:val="20"/>
+        </w:rPr>
+        <w:t>Outer Metro (25–50 miles): $285 Flat base (includes first 2 pallets, +$35 per additional pallet).</w:t>
+      </w:r>
+    </w:p>
+    <w:p>
+      <w:pPr>
+        <w:pStyle w:val="ListBullet"/>
+        <w:spacing w:before="0" w:after="60" w:line="276" w:lineRule="auto"/>
+      </w:pPr>
+      <w:r>
+        <w:rPr>
+          <w:rFonts w:ascii="Calibri" w:hAnsi="Calibri"/>
+          <w:color w:val="1E293B"/>
+          <w:sz w:val="20"/>
+        </w:rPr>
+        <w:t>Extended Corridor (50–100 miles): $3.85 per loaded mile (straight door-to-door).</w:t>
+      </w:r>
+    </w:p>
+    <w:p>
+      <w:pPr>
+        <w:pStyle w:val="ListBullet"/>
+        <w:spacing w:before="0" w:after="60" w:line="276" w:lineRule="auto"/>
+      </w:pPr>
+      <w:r>
+        <w:rPr>
+          <w:rFonts w:ascii="Calibri" w:hAnsi="Calibri"/>
+          <w:color w:val="1E293B"/>
+          <w:sz w:val="20"/>
+        </w:rPr>
+        <w:t>Liftgate Service: Included on all scheduled retail and ground drops at no extra charge.</w:t>
+      </w:r>
+    </w:p>
+    <w:p>
+      <w:pPr>
+        <w:pStyle w:val="ListBullet"/>
+        <w:spacing w:before="0" w:after="60" w:line="276" w:lineRule="auto"/>
+      </w:pPr>
+      <w:r>
+        <w:rPr>
+          <w:rFonts w:ascii="Calibri" w:hAnsi="Calibri"/>
+          <w:color w:val="1E293B"/>
+          <w:sz w:val="20"/>
+        </w:rPr>
+        <w:t>Free Dock Detention: 2 full hours included per stop before standard $65/hr demurrage applies.</w:t>
+      </w:r>
+    </w:p>
+    <w:p>
+      <w:pPr>
+        <w:spacing w:before="0" w:after="120" w:line="276" w:lineRule="auto"/>
+      </w:pPr>
+      <w:r>
+        <w:rPr>
+          <w:rFonts w:ascii="Calibri" w:hAnsi="Calibri"/>
+          <w:color w:val="1E293B"/>
+          <w:sz w:val="20"/>
+        </w:rPr>
+        <w:t>Let me know if we can quote your upcoming lanes for next month.</w:t>
+      </w:r>
+    </w:p>
+    <w:p>
+      <w:pPr>
+        <w:spacing w:before="0" w:after="120" w:line="276" w:lineRule="auto"/>
+      </w:pPr>
+      <w:r>
+        <w:rPr>
+          <w:rFonts w:ascii="Calibri" w:hAnsi="Calibri"/>
+          <w:color w:val="1E293B"/>
+          <w:sz w:val="20"/>
+        </w:rPr>
+        <w:t>Best, Jose Cruz · Cruz Metro Freight LLC</w:t>
       </w:r>
     </w:p>
     <w:sectPr>
@@ -2173,7 +688,7 @@
       <w:jc w:val="right"/>
     </w:pPr>
     <w:r>
-      <w:t>Cruz Metro Freight — Corporate Profile &amp; Outbound Shipper Pl</w:t>
+      <w:t xml:space="preserve">Cruz Metro Freight — Company Capability Bio &amp; Cold Outreach </w:t>
     </w:r>
   </w:p>
 </w:hdr>

--- a/public/chat_files/cruz_bio_and_outreach_final.docx
+++ b/public/chat_files/cruz_bio_and_outreach_final.docx
@@ -13,7 +13,64 @@
           <w:color w:val="0F172A"/>
           <w:sz w:val="44"/>
         </w:rPr>
-        <w:t>Cruz Metro Freight — Company Capability Bio &amp; Cold Outreach Deck (Final)</w:t>
+        <w:t>Cruz Metro Freight — Corporate Profile &amp; Outbound Shipper Playbook (Final)</w:t>
+      </w:r>
+    </w:p>
+    <w:p>
+      <w:pPr>
+        <w:spacing w:before="0" w:after="120" w:line="276" w:lineRule="auto"/>
+      </w:pPr>
+      <w:r>
+        <w:rPr>
+          <w:rFonts w:ascii="Calibri" w:hAnsi="Calibri"/>
+          <w:color w:val="1E293B"/>
+          <w:sz w:val="20"/>
+        </w:rPr>
+        <w:t>ENTITY: Cruz Metro Freight LLC · Terminal: 4820 W Davis St, Dallas, TX 75211</w:t>
+      </w:r>
+    </w:p>
+    <w:p>
+      <w:pPr>
+        <w:spacing w:before="0" w:after="120" w:line="276" w:lineRule="auto"/>
+      </w:pPr>
+      <w:r>
+        <w:rPr>
+          <w:rFonts w:ascii="Calibri" w:hAnsi="Calibri"/>
+          <w:color w:val="1E293B"/>
+          <w:sz w:val="20"/>
+        </w:rPr>
+        <w:t>OPERATING AUTHORITY: USDOT #3918204 · MC #1488209 · Texas DMV #0094182</w:t>
+      </w:r>
+    </w:p>
+    <w:p>
+      <w:pPr>
+        <w:spacing w:before="0" w:after="120" w:line="276" w:lineRule="auto"/>
+      </w:pPr>
+      <w:r>
+        <w:rPr>
+          <w:rFonts w:ascii="Calibri" w:hAnsi="Calibri"/>
+          <w:color w:val="1E293B"/>
+          <w:sz w:val="20"/>
+        </w:rPr>
+        <w:t>INSURANCE: $1,000,000 Auto Liability CSL · $100,000 Cargo (Great West Casualty)</w:t>
+      </w:r>
+    </w:p>
+    <w:p>
+      <w:pPr>
+        <w:spacing w:before="0" w:after="120" w:line="276" w:lineRule="auto"/>
+      </w:pPr>
+      <w:r>
+        <w:rPr>
+          <w:rFonts w:ascii="Calibri" w:hAnsi="Calibri"/>
+          <w:color w:val="1E293B"/>
+          <w:sz w:val="20"/>
+        </w:rPr>
+        <w:t>DOCUMENT: Executive Capability Statement, Fleet Specifications &amp; Outbound Campaign</w:t>
+      </w:r>
+    </w:p>
+    <w:p>
+      <w:r>
+        <w:br w:type="page"/>
       </w:r>
     </w:p>
     <w:p>
@@ -28,7 +85,7 @@
           <w:color w:val="0F172A"/>
           <w:sz w:val="26"/>
         </w:rPr>
-        <w:t>EXECUTIVE CAPABILITY STATEMENT &amp; COMPANY PROFILE</w:t>
+        <w:t>1. CORPORATE PROFILE &amp; ASSET OVERVIEW</w:t>
       </w:r>
     </w:p>
     <w:p>
@@ -41,7 +98,7 @@
           <w:color w:val="1E293B"/>
           <w:sz w:val="20"/>
         </w:rPr>
-        <w:t>Entity: Cruz Metro Freight LLC · Headquarters: Dallas, Texas · Terminal: 4820 W Davis St, Dallas, TX 75211</w:t>
+        <w:t>Cruz Metro Freight LLC is an asset-based regional logistics provider headquartered in Dallas, Texas. We operate late-model Freightliner M2-106 box trucks and high-roof Mercedes-Benz Sprinter vans, providing scheduled dock-to-dock replenishment, retail distribution, and expedited courier services across the Dallas-Fort Worth Metroplex and North Texas industrial corridor.</w:t>
       </w:r>
     </w:p>
     <w:p>
@@ -54,33 +111,7 @@
           <w:color w:val="1E293B"/>
           <w:sz w:val="20"/>
         </w:rPr>
-        <w:t>Operating Authority: USDOT #3918204 · MC #1488209 · Texas DMV #0094182</w:t>
-      </w:r>
-    </w:p>
-    <w:p>
-      <w:pPr>
-        <w:spacing w:before="0" w:after="120" w:line="276" w:lineRule="auto"/>
-      </w:pPr>
-      <w:r>
-        <w:rPr>
-          <w:rFonts w:ascii="Calibri" w:hAnsi="Calibri"/>
-          <w:color w:val="1E293B"/>
-          <w:sz w:val="20"/>
-        </w:rPr>
-        <w:t>Commercial Insurance: $1,000,000 Combined Single Limit (CSL) Commercial Auto Liability · $100,000 Broad-Form Motor Truck Cargo · Policy Underwritten by Great West Casualty.</w:t>
-      </w:r>
-    </w:p>
-    <w:p>
-      <w:pPr>
-        <w:spacing w:before="0" w:after="120" w:line="276" w:lineRule="auto"/>
-      </w:pPr>
-      <w:r>
-        <w:rPr>
-          <w:rFonts w:ascii="Calibri" w:hAnsi="Calibri"/>
-          <w:color w:val="1E293B"/>
-          <w:sz w:val="20"/>
-        </w:rPr>
-        <w:t>Company Overview: Cruz Metro Freight is an asset-based regional logistics provider headquartered in Dallas, Texas. We operate late-model 26-foot Freightliner M2-106 box trucks equipped with 3,500-lb Maxon tuck-under hydraulic liftgates and high-roof Mercedes-Benz Sprinter vans. Serving industrial manufacturers, third-party logistics (3PL) distribution centers, and commercial retail chains across the Dallas-Fort Worth Metroplex and North Texas corridor.</w:t>
+        <w:t>Our non-CDL asset configuration guarantees agile city navigation, zero driver log delays, and direct dispatch without broker markups or third-party intermediary layers.</w:t>
       </w:r>
     </w:p>
     <w:p>
@@ -95,49 +126,1661 @@
           <w:color w:val="0F172A"/>
           <w:sz w:val="26"/>
         </w:rPr>
-        <w:t>FLEET SPECIFICATIONS &amp; ASSET DETAILS</w:t>
+        <w:t>2. FLEET EQUIPMENT &amp; HANDLING SPECIFICATIONS</w:t>
       </w:r>
+    </w:p>
+    <w:tbl>
+      <w:tblPr>
+        <w:tblW w:type="auto" w:w="0"/>
+        <w:jc w:val="center"/>
+        <w:tblLayout w:type="autofit"/>
+        <w:tblLook w:firstColumn="1" w:firstRow="1" w:lastColumn="0" w:lastRow="0" w:noHBand="0" w:noVBand="1" w:val="04A0"/>
+      </w:tblPr>
+      <w:tblGrid>
+        <w:gridCol w:w="1560"/>
+        <w:gridCol w:w="1560"/>
+        <w:gridCol w:w="1560"/>
+        <w:gridCol w:w="1560"/>
+        <w:gridCol w:w="1560"/>
+        <w:gridCol w:w="1560"/>
+      </w:tblGrid>
+      <w:tr>
+        <w:tc>
+          <w:tcPr>
+            <w:tcW w:type="dxa" w:w="1560"/>
+            <w:shd w:fill="0F172A"/>
+            <w:tcBorders>
+              <w:top w:val="single" w:sz="4" w:space="0" w:color="CBD5E1"/>
+              <w:left w:val="none"/>
+              <w:bottom w:val="single" w:sz="4" w:space="0" w:color="CBD5E1"/>
+              <w:right w:val="none"/>
+            </w:tcBorders>
+          </w:tcPr>
+          <w:p>
+            <w:pPr>
+              <w:spacing w:before="80" w:after="80"/>
+              <w:jc w:val="center"/>
+            </w:pPr>
+            <w:r>
+              <w:rPr>
+                <w:rFonts w:ascii="Calibri" w:hAnsi="Calibri"/>
+                <w:b/>
+                <w:color w:val="FFFFFF"/>
+                <w:sz w:val="19"/>
+              </w:rPr>
+              <w:t>Asset Identifier</w:t>
+            </w:r>
+          </w:p>
+        </w:tc>
+        <w:tc>
+          <w:tcPr>
+            <w:tcW w:type="dxa" w:w="1560"/>
+            <w:shd w:fill="0F172A"/>
+            <w:tcBorders>
+              <w:top w:val="single" w:sz="4" w:space="0" w:color="CBD5E1"/>
+              <w:left w:val="none"/>
+              <w:bottom w:val="single" w:sz="4" w:space="0" w:color="CBD5E1"/>
+              <w:right w:val="none"/>
+            </w:tcBorders>
+          </w:tcPr>
+          <w:p>
+            <w:pPr>
+              <w:spacing w:before="80" w:after="80"/>
+              <w:jc w:val="center"/>
+            </w:pPr>
+            <w:r>
+              <w:rPr>
+                <w:rFonts w:ascii="Calibri" w:hAnsi="Calibri"/>
+                <w:b/>
+                <w:color w:val="FFFFFF"/>
+                <w:sz w:val="19"/>
+              </w:rPr>
+              <w:t>Vehicle Type</w:t>
+            </w:r>
+          </w:p>
+        </w:tc>
+        <w:tc>
+          <w:tcPr>
+            <w:tcW w:type="dxa" w:w="1560"/>
+            <w:shd w:fill="0F172A"/>
+            <w:tcBorders>
+              <w:top w:val="single" w:sz="4" w:space="0" w:color="CBD5E1"/>
+              <w:left w:val="none"/>
+              <w:bottom w:val="single" w:sz="4" w:space="0" w:color="CBD5E1"/>
+              <w:right w:val="none"/>
+            </w:tcBorders>
+          </w:tcPr>
+          <w:p>
+            <w:pPr>
+              <w:spacing w:before="80" w:after="80"/>
+              <w:jc w:val="center"/>
+            </w:pPr>
+            <w:r>
+              <w:rPr>
+                <w:rFonts w:ascii="Calibri" w:hAnsi="Calibri"/>
+                <w:b/>
+                <w:color w:val="FFFFFF"/>
+                <w:sz w:val="19"/>
+              </w:rPr>
+              <w:t>GVWR / Payload</w:t>
+            </w:r>
+          </w:p>
+        </w:tc>
+        <w:tc>
+          <w:tcPr>
+            <w:tcW w:type="dxa" w:w="1560"/>
+            <w:shd w:fill="0F172A"/>
+            <w:tcBorders>
+              <w:top w:val="single" w:sz="4" w:space="0" w:color="CBD5E1"/>
+              <w:left w:val="none"/>
+              <w:bottom w:val="single" w:sz="4" w:space="0" w:color="CBD5E1"/>
+              <w:right w:val="none"/>
+            </w:tcBorders>
+          </w:tcPr>
+          <w:p>
+            <w:pPr>
+              <w:spacing w:before="80" w:after="80"/>
+              <w:jc w:val="center"/>
+            </w:pPr>
+            <w:r>
+              <w:rPr>
+                <w:rFonts w:ascii="Calibri" w:hAnsi="Calibri"/>
+                <w:b/>
+                <w:color w:val="FFFFFF"/>
+                <w:sz w:val="19"/>
+              </w:rPr>
+              <w:t>Cargo Box Dimensions</w:t>
+            </w:r>
+          </w:p>
+        </w:tc>
+        <w:tc>
+          <w:tcPr>
+            <w:tcW w:type="dxa" w:w="1560"/>
+            <w:shd w:fill="0F172A"/>
+            <w:tcBorders>
+              <w:top w:val="single" w:sz="4" w:space="0" w:color="CBD5E1"/>
+              <w:left w:val="none"/>
+              <w:bottom w:val="single" w:sz="4" w:space="0" w:color="CBD5E1"/>
+              <w:right w:val="none"/>
+            </w:tcBorders>
+          </w:tcPr>
+          <w:p>
+            <w:pPr>
+              <w:spacing w:before="80" w:after="80"/>
+              <w:jc w:val="center"/>
+            </w:pPr>
+            <w:r>
+              <w:rPr>
+                <w:rFonts w:ascii="Calibri" w:hAnsi="Calibri"/>
+                <w:b/>
+                <w:color w:val="FFFFFF"/>
+                <w:sz w:val="19"/>
+              </w:rPr>
+              <w:t>Liftgate Capacity</w:t>
+            </w:r>
+          </w:p>
+        </w:tc>
+        <w:tc>
+          <w:tcPr>
+            <w:tcW w:type="dxa" w:w="1560"/>
+            <w:shd w:fill="0F172A"/>
+            <w:tcBorders>
+              <w:top w:val="single" w:sz="4" w:space="0" w:color="CBD5E1"/>
+              <w:left w:val="none"/>
+              <w:bottom w:val="single" w:sz="4" w:space="0" w:color="CBD5E1"/>
+              <w:right w:val="none"/>
+            </w:tcBorders>
+          </w:tcPr>
+          <w:p>
+            <w:pPr>
+              <w:spacing w:before="80" w:after="80"/>
+              <w:jc w:val="center"/>
+            </w:pPr>
+            <w:r>
+              <w:rPr>
+                <w:rFonts w:ascii="Calibri" w:hAnsi="Calibri"/>
+                <w:b/>
+                <w:color w:val="FFFFFF"/>
+                <w:sz w:val="19"/>
+              </w:rPr>
+              <w:t>On-Board Handling Equipment</w:t>
+            </w:r>
+          </w:p>
+        </w:tc>
+      </w:tr>
+      <w:tr>
+        <w:tc>
+          <w:tcPr>
+            <w:tcW w:type="dxa" w:w="1560"/>
+            <w:shd w:fill="F8FAFC"/>
+            <w:tcBorders>
+              <w:top w:val="single" w:sz="4" w:space="0" w:color="CBD5E1"/>
+              <w:left w:val="none"/>
+              <w:bottom w:val="single" w:sz="4" w:space="0" w:color="CBD5E1"/>
+              <w:right w:val="none"/>
+            </w:tcBorders>
+          </w:tcPr>
+          <w:p>
+            <w:pPr>
+              <w:spacing w:before="80" w:after="80"/>
+              <w:jc w:val="left"/>
+            </w:pPr>
+            <w:r>
+              <w:rPr>
+                <w:rFonts w:ascii="Calibri" w:hAnsi="Calibri"/>
+                <w:color w:val="1E293B"/>
+                <w:sz w:val="18"/>
+              </w:rPr>
+              <w:t>Tractor Unit #101</w:t>
+            </w:r>
+          </w:p>
+        </w:tc>
+        <w:tc>
+          <w:tcPr>
+            <w:tcW w:type="dxa" w:w="1560"/>
+            <w:shd w:fill="F8FAFC"/>
+            <w:tcBorders>
+              <w:top w:val="single" w:sz="4" w:space="0" w:color="CBD5E1"/>
+              <w:left w:val="none"/>
+              <w:bottom w:val="single" w:sz="4" w:space="0" w:color="CBD5E1"/>
+              <w:right w:val="none"/>
+            </w:tcBorders>
+          </w:tcPr>
+          <w:p>
+            <w:pPr>
+              <w:spacing w:before="80" w:after="80"/>
+              <w:jc w:val="left"/>
+            </w:pPr>
+            <w:r>
+              <w:rPr>
+                <w:rFonts w:ascii="Calibri" w:hAnsi="Calibri"/>
+                <w:color w:val="1E293B"/>
+                <w:sz w:val="18"/>
+              </w:rPr>
+              <w:t>2024 Freightliner M2-106</w:t>
+            </w:r>
+          </w:p>
+        </w:tc>
+        <w:tc>
+          <w:tcPr>
+            <w:tcW w:type="dxa" w:w="1560"/>
+            <w:shd w:fill="F8FAFC"/>
+            <w:tcBorders>
+              <w:top w:val="single" w:sz="4" w:space="0" w:color="CBD5E1"/>
+              <w:left w:val="none"/>
+              <w:bottom w:val="single" w:sz="4" w:space="0" w:color="CBD5E1"/>
+              <w:right w:val="none"/>
+            </w:tcBorders>
+          </w:tcPr>
+          <w:p>
+            <w:pPr>
+              <w:spacing w:before="80" w:after="80"/>
+              <w:jc w:val="left"/>
+            </w:pPr>
+            <w:r>
+              <w:rPr>
+                <w:rFonts w:ascii="Calibri" w:hAnsi="Calibri"/>
+                <w:color w:val="1E293B"/>
+                <w:sz w:val="18"/>
+              </w:rPr>
+              <w:t>26,000 lbs (10,000 lbs Net)</w:t>
+            </w:r>
+          </w:p>
+        </w:tc>
+        <w:tc>
+          <w:tcPr>
+            <w:tcW w:type="dxa" w:w="1560"/>
+            <w:shd w:fill="F8FAFC"/>
+            <w:tcBorders>
+              <w:top w:val="single" w:sz="4" w:space="0" w:color="CBD5E1"/>
+              <w:left w:val="none"/>
+              <w:bottom w:val="single" w:sz="4" w:space="0" w:color="CBD5E1"/>
+              <w:right w:val="none"/>
+            </w:tcBorders>
+          </w:tcPr>
+          <w:p>
+            <w:pPr>
+              <w:spacing w:before="80" w:after="80"/>
+              <w:jc w:val="left"/>
+            </w:pPr>
+            <w:r>
+              <w:rPr>
+                <w:rFonts w:ascii="Calibri" w:hAnsi="Calibri"/>
+                <w:color w:val="1E293B"/>
+                <w:sz w:val="18"/>
+              </w:rPr>
+              <w:t>26' L x 102" W x 96" H</w:t>
+            </w:r>
+          </w:p>
+        </w:tc>
+        <w:tc>
+          <w:tcPr>
+            <w:tcW w:type="dxa" w:w="1560"/>
+            <w:shd w:fill="F8FAFC"/>
+            <w:tcBorders>
+              <w:top w:val="single" w:sz="4" w:space="0" w:color="CBD5E1"/>
+              <w:left w:val="none"/>
+              <w:bottom w:val="single" w:sz="4" w:space="0" w:color="CBD5E1"/>
+              <w:right w:val="none"/>
+            </w:tcBorders>
+          </w:tcPr>
+          <w:p>
+            <w:pPr>
+              <w:spacing w:before="80" w:after="80"/>
+              <w:jc w:val="left"/>
+            </w:pPr>
+            <w:r>
+              <w:rPr>
+                <w:rFonts w:ascii="Calibri" w:hAnsi="Calibri"/>
+                <w:color w:val="1E293B"/>
+                <w:sz w:val="18"/>
+              </w:rPr>
+              <w:t>3,500-lb Maxon Tuck-Under</w:t>
+            </w:r>
+          </w:p>
+        </w:tc>
+        <w:tc>
+          <w:tcPr>
+            <w:tcW w:type="dxa" w:w="1560"/>
+            <w:shd w:fill="F8FAFC"/>
+            <w:tcBorders>
+              <w:top w:val="single" w:sz="4" w:space="0" w:color="CBD5E1"/>
+              <w:left w:val="none"/>
+              <w:bottom w:val="single" w:sz="4" w:space="0" w:color="CBD5E1"/>
+              <w:right w:val="none"/>
+            </w:tcBorders>
+          </w:tcPr>
+          <w:p>
+            <w:pPr>
+              <w:spacing w:before="80" w:after="80"/>
+              <w:jc w:val="left"/>
+            </w:pPr>
+            <w:r>
+              <w:rPr>
+                <w:rFonts w:ascii="Calibri" w:hAnsi="Calibri"/>
+                <w:color w:val="1E293B"/>
+                <w:sz w:val="18"/>
+              </w:rPr>
+              <w:t>5,500-lb Pallet Jack, 4 E-Track Bars, 12 Blankets</w:t>
+            </w:r>
+          </w:p>
+        </w:tc>
+      </w:tr>
+      <w:tr>
+        <w:tc>
+          <w:tcPr>
+            <w:tcW w:type="dxa" w:w="1560"/>
+            <w:shd w:fill="FFFFFF"/>
+            <w:tcBorders>
+              <w:top w:val="single" w:sz="4" w:space="0" w:color="CBD5E1"/>
+              <w:left w:val="none"/>
+              <w:bottom w:val="single" w:sz="4" w:space="0" w:color="CBD5E1"/>
+              <w:right w:val="none"/>
+            </w:tcBorders>
+          </w:tcPr>
+          <w:p>
+            <w:pPr>
+              <w:spacing w:before="80" w:after="80"/>
+              <w:jc w:val="left"/>
+            </w:pPr>
+            <w:r>
+              <w:rPr>
+                <w:rFonts w:ascii="Calibri" w:hAnsi="Calibri"/>
+                <w:color w:val="1E293B"/>
+                <w:sz w:val="18"/>
+              </w:rPr>
+              <w:t>Tractor Unit #102</w:t>
+            </w:r>
+          </w:p>
+        </w:tc>
+        <w:tc>
+          <w:tcPr>
+            <w:tcW w:type="dxa" w:w="1560"/>
+            <w:shd w:fill="FFFFFF"/>
+            <w:tcBorders>
+              <w:top w:val="single" w:sz="4" w:space="0" w:color="CBD5E1"/>
+              <w:left w:val="none"/>
+              <w:bottom w:val="single" w:sz="4" w:space="0" w:color="CBD5E1"/>
+              <w:right w:val="none"/>
+            </w:tcBorders>
+          </w:tcPr>
+          <w:p>
+            <w:pPr>
+              <w:spacing w:before="80" w:after="80"/>
+              <w:jc w:val="left"/>
+            </w:pPr>
+            <w:r>
+              <w:rPr>
+                <w:rFonts w:ascii="Calibri" w:hAnsi="Calibri"/>
+                <w:color w:val="1E293B"/>
+                <w:sz w:val="18"/>
+              </w:rPr>
+              <w:t>2025 Freightliner M2-106</w:t>
+            </w:r>
+          </w:p>
+        </w:tc>
+        <w:tc>
+          <w:tcPr>
+            <w:tcW w:type="dxa" w:w="1560"/>
+            <w:shd w:fill="FFFFFF"/>
+            <w:tcBorders>
+              <w:top w:val="single" w:sz="4" w:space="0" w:color="CBD5E1"/>
+              <w:left w:val="none"/>
+              <w:bottom w:val="single" w:sz="4" w:space="0" w:color="CBD5E1"/>
+              <w:right w:val="none"/>
+            </w:tcBorders>
+          </w:tcPr>
+          <w:p>
+            <w:pPr>
+              <w:spacing w:before="80" w:after="80"/>
+              <w:jc w:val="left"/>
+            </w:pPr>
+            <w:r>
+              <w:rPr>
+                <w:rFonts w:ascii="Calibri" w:hAnsi="Calibri"/>
+                <w:color w:val="1E293B"/>
+                <w:sz w:val="18"/>
+              </w:rPr>
+              <w:t>26,000 lbs (10,000 lbs Net)</w:t>
+            </w:r>
+          </w:p>
+        </w:tc>
+        <w:tc>
+          <w:tcPr>
+            <w:tcW w:type="dxa" w:w="1560"/>
+            <w:shd w:fill="FFFFFF"/>
+            <w:tcBorders>
+              <w:top w:val="single" w:sz="4" w:space="0" w:color="CBD5E1"/>
+              <w:left w:val="none"/>
+              <w:bottom w:val="single" w:sz="4" w:space="0" w:color="CBD5E1"/>
+              <w:right w:val="none"/>
+            </w:tcBorders>
+          </w:tcPr>
+          <w:p>
+            <w:pPr>
+              <w:spacing w:before="80" w:after="80"/>
+              <w:jc w:val="left"/>
+            </w:pPr>
+            <w:r>
+              <w:rPr>
+                <w:rFonts w:ascii="Calibri" w:hAnsi="Calibri"/>
+                <w:color w:val="1E293B"/>
+                <w:sz w:val="18"/>
+              </w:rPr>
+              <w:t>26' L x 102" W x 96" H</w:t>
+            </w:r>
+          </w:p>
+        </w:tc>
+        <w:tc>
+          <w:tcPr>
+            <w:tcW w:type="dxa" w:w="1560"/>
+            <w:shd w:fill="FFFFFF"/>
+            <w:tcBorders>
+              <w:top w:val="single" w:sz="4" w:space="0" w:color="CBD5E1"/>
+              <w:left w:val="none"/>
+              <w:bottom w:val="single" w:sz="4" w:space="0" w:color="CBD5E1"/>
+              <w:right w:val="none"/>
+            </w:tcBorders>
+          </w:tcPr>
+          <w:p>
+            <w:pPr>
+              <w:spacing w:before="80" w:after="80"/>
+              <w:jc w:val="left"/>
+            </w:pPr>
+            <w:r>
+              <w:rPr>
+                <w:rFonts w:ascii="Calibri" w:hAnsi="Calibri"/>
+                <w:color w:val="1E293B"/>
+                <w:sz w:val="18"/>
+              </w:rPr>
+              <w:t>3,500-lb Maxon Tuck-Under</w:t>
+            </w:r>
+          </w:p>
+        </w:tc>
+        <w:tc>
+          <w:tcPr>
+            <w:tcW w:type="dxa" w:w="1560"/>
+            <w:shd w:fill="FFFFFF"/>
+            <w:tcBorders>
+              <w:top w:val="single" w:sz="4" w:space="0" w:color="CBD5E1"/>
+              <w:left w:val="none"/>
+              <w:bottom w:val="single" w:sz="4" w:space="0" w:color="CBD5E1"/>
+              <w:right w:val="none"/>
+            </w:tcBorders>
+          </w:tcPr>
+          <w:p>
+            <w:pPr>
+              <w:spacing w:before="80" w:after="80"/>
+              <w:jc w:val="left"/>
+            </w:pPr>
+            <w:r>
+              <w:rPr>
+                <w:rFonts w:ascii="Calibri" w:hAnsi="Calibri"/>
+                <w:color w:val="1E293B"/>
+                <w:sz w:val="18"/>
+              </w:rPr>
+              <w:t>5,500-lb Pallet Jack, 4 E-Track Bars, 12 Blankets</w:t>
+            </w:r>
+          </w:p>
+        </w:tc>
+      </w:tr>
+      <w:tr>
+        <w:tc>
+          <w:tcPr>
+            <w:tcW w:type="dxa" w:w="1560"/>
+            <w:shd w:fill="F8FAFC"/>
+            <w:tcBorders>
+              <w:top w:val="single" w:sz="4" w:space="0" w:color="CBD5E1"/>
+              <w:left w:val="none"/>
+              <w:bottom w:val="single" w:sz="4" w:space="0" w:color="CBD5E1"/>
+              <w:right w:val="none"/>
+            </w:tcBorders>
+          </w:tcPr>
+          <w:p>
+            <w:pPr>
+              <w:spacing w:before="80" w:after="80"/>
+              <w:jc w:val="left"/>
+            </w:pPr>
+            <w:r>
+              <w:rPr>
+                <w:rFonts w:ascii="Calibri" w:hAnsi="Calibri"/>
+                <w:color w:val="1E293B"/>
+                <w:sz w:val="18"/>
+              </w:rPr>
+              <w:t>Van Unit #201</w:t>
+            </w:r>
+          </w:p>
+        </w:tc>
+        <w:tc>
+          <w:tcPr>
+            <w:tcW w:type="dxa" w:w="1560"/>
+            <w:shd w:fill="F8FAFC"/>
+            <w:tcBorders>
+              <w:top w:val="single" w:sz="4" w:space="0" w:color="CBD5E1"/>
+              <w:left w:val="none"/>
+              <w:bottom w:val="single" w:sz="4" w:space="0" w:color="CBD5E1"/>
+              <w:right w:val="none"/>
+            </w:tcBorders>
+          </w:tcPr>
+          <w:p>
+            <w:pPr>
+              <w:spacing w:before="80" w:after="80"/>
+              <w:jc w:val="left"/>
+            </w:pPr>
+            <w:r>
+              <w:rPr>
+                <w:rFonts w:ascii="Calibri" w:hAnsi="Calibri"/>
+                <w:color w:val="1E293B"/>
+                <w:sz w:val="18"/>
+              </w:rPr>
+              <w:t>Mercedes Sprinter High-Roof</w:t>
+            </w:r>
+          </w:p>
+        </w:tc>
+        <w:tc>
+          <w:tcPr>
+            <w:tcW w:type="dxa" w:w="1560"/>
+            <w:shd w:fill="F8FAFC"/>
+            <w:tcBorders>
+              <w:top w:val="single" w:sz="4" w:space="0" w:color="CBD5E1"/>
+              <w:left w:val="none"/>
+              <w:bottom w:val="single" w:sz="4" w:space="0" w:color="CBD5E1"/>
+              <w:right w:val="none"/>
+            </w:tcBorders>
+          </w:tcPr>
+          <w:p>
+            <w:pPr>
+              <w:spacing w:before="80" w:after="80"/>
+              <w:jc w:val="left"/>
+            </w:pPr>
+            <w:r>
+              <w:rPr>
+                <w:rFonts w:ascii="Calibri" w:hAnsi="Calibri"/>
+                <w:color w:val="1E293B"/>
+                <w:sz w:val="18"/>
+              </w:rPr>
+              <w:t>9,990 lbs (3,850 lbs Net)</w:t>
+            </w:r>
+          </w:p>
+        </w:tc>
+        <w:tc>
+          <w:tcPr>
+            <w:tcW w:type="dxa" w:w="1560"/>
+            <w:shd w:fill="F8FAFC"/>
+            <w:tcBorders>
+              <w:top w:val="single" w:sz="4" w:space="0" w:color="CBD5E1"/>
+              <w:left w:val="none"/>
+              <w:bottom w:val="single" w:sz="4" w:space="0" w:color="CBD5E1"/>
+              <w:right w:val="none"/>
+            </w:tcBorders>
+          </w:tcPr>
+          <w:p>
+            <w:pPr>
+              <w:spacing w:before="80" w:after="80"/>
+              <w:jc w:val="left"/>
+            </w:pPr>
+            <w:r>
+              <w:rPr>
+                <w:rFonts w:ascii="Calibri" w:hAnsi="Calibri"/>
+                <w:color w:val="1E293B"/>
+                <w:sz w:val="18"/>
+              </w:rPr>
+              <w:t>170" Wheelbase Cargo Bay</w:t>
+            </w:r>
+          </w:p>
+        </w:tc>
+        <w:tc>
+          <w:tcPr>
+            <w:tcW w:type="dxa" w:w="1560"/>
+            <w:shd w:fill="F8FAFC"/>
+            <w:tcBorders>
+              <w:top w:val="single" w:sz="4" w:space="0" w:color="CBD5E1"/>
+              <w:left w:val="none"/>
+              <w:bottom w:val="single" w:sz="4" w:space="0" w:color="CBD5E1"/>
+              <w:right w:val="none"/>
+            </w:tcBorders>
+          </w:tcPr>
+          <w:p>
+            <w:pPr>
+              <w:spacing w:before="80" w:after="80"/>
+              <w:jc w:val="left"/>
+            </w:pPr>
+            <w:r>
+              <w:rPr>
+                <w:rFonts w:ascii="Calibri" w:hAnsi="Calibri"/>
+                <w:color w:val="1E293B"/>
+                <w:sz w:val="18"/>
+              </w:rPr>
+              <w:t>Side-Loading Forklift Door</w:t>
+            </w:r>
+          </w:p>
+        </w:tc>
+        <w:tc>
+          <w:tcPr>
+            <w:tcW w:type="dxa" w:w="1560"/>
+            <w:shd w:fill="F8FAFC"/>
+            <w:tcBorders>
+              <w:top w:val="single" w:sz="4" w:space="0" w:color="CBD5E1"/>
+              <w:left w:val="none"/>
+              <w:bottom w:val="single" w:sz="4" w:space="0" w:color="CBD5E1"/>
+              <w:right w:val="none"/>
+            </w:tcBorders>
+          </w:tcPr>
+          <w:p>
+            <w:pPr>
+              <w:spacing w:before="80" w:after="80"/>
+              <w:jc w:val="left"/>
+            </w:pPr>
+            <w:r>
+              <w:rPr>
+                <w:rFonts w:ascii="Calibri" w:hAnsi="Calibri"/>
+                <w:color w:val="1E293B"/>
+                <w:sz w:val="18"/>
+              </w:rPr>
+              <w:t>2 Heavy Ratchet Straps, 6 Blankets, Hand Truck</w:t>
+            </w:r>
+          </w:p>
+        </w:tc>
+      </w:tr>
+      <w:tr>
+        <w:tc>
+          <w:tcPr>
+            <w:tcW w:type="dxa" w:w="1560"/>
+            <w:shd w:fill="FFFFFF"/>
+            <w:tcBorders>
+              <w:top w:val="single" w:sz="4" w:space="0" w:color="CBD5E1"/>
+              <w:left w:val="none"/>
+              <w:bottom w:val="single" w:sz="4" w:space="0" w:color="CBD5E1"/>
+              <w:right w:val="none"/>
+            </w:tcBorders>
+          </w:tcPr>
+          <w:p>
+            <w:pPr>
+              <w:spacing w:before="80" w:after="80"/>
+              <w:jc w:val="left"/>
+            </w:pPr>
+            <w:r>
+              <w:rPr>
+                <w:rFonts w:ascii="Calibri" w:hAnsi="Calibri"/>
+                <w:color w:val="1E293B"/>
+                <w:sz w:val="18"/>
+              </w:rPr>
+              <w:t>Van Unit #202</w:t>
+            </w:r>
+          </w:p>
+        </w:tc>
+        <w:tc>
+          <w:tcPr>
+            <w:tcW w:type="dxa" w:w="1560"/>
+            <w:shd w:fill="FFFFFF"/>
+            <w:tcBorders>
+              <w:top w:val="single" w:sz="4" w:space="0" w:color="CBD5E1"/>
+              <w:left w:val="none"/>
+              <w:bottom w:val="single" w:sz="4" w:space="0" w:color="CBD5E1"/>
+              <w:right w:val="none"/>
+            </w:tcBorders>
+          </w:tcPr>
+          <w:p>
+            <w:pPr>
+              <w:spacing w:before="80" w:after="80"/>
+              <w:jc w:val="left"/>
+            </w:pPr>
+            <w:r>
+              <w:rPr>
+                <w:rFonts w:ascii="Calibri" w:hAnsi="Calibri"/>
+                <w:color w:val="1E293B"/>
+                <w:sz w:val="18"/>
+              </w:rPr>
+              <w:t>Mercedes Sprinter High-Roof</w:t>
+            </w:r>
+          </w:p>
+        </w:tc>
+        <w:tc>
+          <w:tcPr>
+            <w:tcW w:type="dxa" w:w="1560"/>
+            <w:shd w:fill="FFFFFF"/>
+            <w:tcBorders>
+              <w:top w:val="single" w:sz="4" w:space="0" w:color="CBD5E1"/>
+              <w:left w:val="none"/>
+              <w:bottom w:val="single" w:sz="4" w:space="0" w:color="CBD5E1"/>
+              <w:right w:val="none"/>
+            </w:tcBorders>
+          </w:tcPr>
+          <w:p>
+            <w:pPr>
+              <w:spacing w:before="80" w:after="80"/>
+              <w:jc w:val="left"/>
+            </w:pPr>
+            <w:r>
+              <w:rPr>
+                <w:rFonts w:ascii="Calibri" w:hAnsi="Calibri"/>
+                <w:color w:val="1E293B"/>
+                <w:sz w:val="18"/>
+              </w:rPr>
+              <w:t>9,990 lbs (3,850 lbs Net)</w:t>
+            </w:r>
+          </w:p>
+        </w:tc>
+        <w:tc>
+          <w:tcPr>
+            <w:tcW w:type="dxa" w:w="1560"/>
+            <w:shd w:fill="FFFFFF"/>
+            <w:tcBorders>
+              <w:top w:val="single" w:sz="4" w:space="0" w:color="CBD5E1"/>
+              <w:left w:val="none"/>
+              <w:bottom w:val="single" w:sz="4" w:space="0" w:color="CBD5E1"/>
+              <w:right w:val="none"/>
+            </w:tcBorders>
+          </w:tcPr>
+          <w:p>
+            <w:pPr>
+              <w:spacing w:before="80" w:after="80"/>
+              <w:jc w:val="left"/>
+            </w:pPr>
+            <w:r>
+              <w:rPr>
+                <w:rFonts w:ascii="Calibri" w:hAnsi="Calibri"/>
+                <w:color w:val="1E293B"/>
+                <w:sz w:val="18"/>
+              </w:rPr>
+              <w:t>170" Wheelbase Cargo Bay</w:t>
+            </w:r>
+          </w:p>
+        </w:tc>
+        <w:tc>
+          <w:tcPr>
+            <w:tcW w:type="dxa" w:w="1560"/>
+            <w:shd w:fill="FFFFFF"/>
+            <w:tcBorders>
+              <w:top w:val="single" w:sz="4" w:space="0" w:color="CBD5E1"/>
+              <w:left w:val="none"/>
+              <w:bottom w:val="single" w:sz="4" w:space="0" w:color="CBD5E1"/>
+              <w:right w:val="none"/>
+            </w:tcBorders>
+          </w:tcPr>
+          <w:p>
+            <w:pPr>
+              <w:spacing w:before="80" w:after="80"/>
+              <w:jc w:val="left"/>
+            </w:pPr>
+            <w:r>
+              <w:rPr>
+                <w:rFonts w:ascii="Calibri" w:hAnsi="Calibri"/>
+                <w:color w:val="1E293B"/>
+                <w:sz w:val="18"/>
+              </w:rPr>
+              <w:t>Side-Loading Forklift Door</w:t>
+            </w:r>
+          </w:p>
+        </w:tc>
+        <w:tc>
+          <w:tcPr>
+            <w:tcW w:type="dxa" w:w="1560"/>
+            <w:shd w:fill="FFFFFF"/>
+            <w:tcBorders>
+              <w:top w:val="single" w:sz="4" w:space="0" w:color="CBD5E1"/>
+              <w:left w:val="none"/>
+              <w:bottom w:val="single" w:sz="4" w:space="0" w:color="CBD5E1"/>
+              <w:right w:val="none"/>
+            </w:tcBorders>
+          </w:tcPr>
+          <w:p>
+            <w:pPr>
+              <w:spacing w:before="80" w:after="80"/>
+              <w:jc w:val="left"/>
+            </w:pPr>
+            <w:r>
+              <w:rPr>
+                <w:rFonts w:ascii="Calibri" w:hAnsi="Calibri"/>
+                <w:color w:val="1E293B"/>
+                <w:sz w:val="18"/>
+              </w:rPr>
+              <w:t>2 Heavy Ratchet Straps, 6 Blankets, Hand Truck</w:t>
+            </w:r>
+          </w:p>
+        </w:tc>
+      </w:tr>
+    </w:tbl>
+    <w:p>
+      <w:pPr>
+        <w:spacing w:before="0" w:after="160"/>
+      </w:pPr>
     </w:p>
     <w:p>
       <w:pPr>
-        <w:pStyle w:val="ListBullet"/>
-        <w:spacing w:before="0" w:after="60" w:line="276" w:lineRule="auto"/>
+        <w:keepNext/>
+        <w:spacing w:before="280" w:after="80"/>
       </w:pPr>
       <w:r>
         <w:rPr>
           <w:rFonts w:ascii="Calibri" w:hAnsi="Calibri"/>
-          <w:color w:val="1E293B"/>
-          <w:sz w:val="20"/>
+          <w:b/>
+          <w:color w:val="0F172A"/>
+          <w:sz w:val="26"/>
         </w:rPr>
-        <w:t>Two 26-foot Freightliner M2-106 Box Trucks: 26,000 lbs GVWR (Non-CDL compliant for agile multi-stop metro dispatch), 10,000 lbs legal payload capacity, 102-inch exterior width, roll-up rear doors, e-track tie-down interior rails, and 3,500-lb hydraulic tuck-under liftgates.</w:t>
+        <w:t>3. METRO DFW ZONE RATE SCHEDULE</w:t>
       </w:r>
     </w:p>
+    <w:tbl>
+      <w:tblPr>
+        <w:tblW w:type="auto" w:w="0"/>
+        <w:jc w:val="center"/>
+        <w:tblLayout w:type="autofit"/>
+        <w:tblLook w:firstColumn="1" w:firstRow="1" w:lastColumn="0" w:lastRow="0" w:noHBand="0" w:noVBand="1" w:val="04A0"/>
+      </w:tblPr>
+      <w:tblGrid>
+        <w:gridCol w:w="1560"/>
+        <w:gridCol w:w="1560"/>
+        <w:gridCol w:w="1560"/>
+        <w:gridCol w:w="1560"/>
+        <w:gridCol w:w="1560"/>
+        <w:gridCol w:w="1560"/>
+      </w:tblGrid>
+      <w:tr>
+        <w:tc>
+          <w:tcPr>
+            <w:tcW w:type="dxa" w:w="1560"/>
+            <w:shd w:fill="0F172A"/>
+            <w:tcBorders>
+              <w:top w:val="single" w:sz="4" w:space="0" w:color="CBD5E1"/>
+              <w:left w:val="none"/>
+              <w:bottom w:val="single" w:sz="4" w:space="0" w:color="CBD5E1"/>
+              <w:right w:val="none"/>
+            </w:tcBorders>
+          </w:tcPr>
+          <w:p>
+            <w:pPr>
+              <w:spacing w:before="80" w:after="80"/>
+              <w:jc w:val="center"/>
+            </w:pPr>
+            <w:r>
+              <w:rPr>
+                <w:rFonts w:ascii="Calibri" w:hAnsi="Calibri"/>
+                <w:b/>
+                <w:color w:val="FFFFFF"/>
+                <w:sz w:val="19"/>
+              </w:rPr>
+              <w:t>Delivery Zone</w:t>
+            </w:r>
+          </w:p>
+        </w:tc>
+        <w:tc>
+          <w:tcPr>
+            <w:tcW w:type="dxa" w:w="1560"/>
+            <w:shd w:fill="0F172A"/>
+            <w:tcBorders>
+              <w:top w:val="single" w:sz="4" w:space="0" w:color="CBD5E1"/>
+              <w:left w:val="none"/>
+              <w:bottom w:val="single" w:sz="4" w:space="0" w:color="CBD5E1"/>
+              <w:right w:val="none"/>
+            </w:tcBorders>
+          </w:tcPr>
+          <w:p>
+            <w:pPr>
+              <w:spacing w:before="80" w:after="80"/>
+              <w:jc w:val="center"/>
+            </w:pPr>
+            <w:r>
+              <w:rPr>
+                <w:rFonts w:ascii="Calibri" w:hAnsi="Calibri"/>
+                <w:b/>
+                <w:color w:val="FFFFFF"/>
+                <w:sz w:val="19"/>
+              </w:rPr>
+              <w:t>Geographic Territory Included</w:t>
+            </w:r>
+          </w:p>
+        </w:tc>
+        <w:tc>
+          <w:tcPr>
+            <w:tcW w:type="dxa" w:w="1560"/>
+            <w:shd w:fill="0F172A"/>
+            <w:tcBorders>
+              <w:top w:val="single" w:sz="4" w:space="0" w:color="CBD5E1"/>
+              <w:left w:val="none"/>
+              <w:bottom w:val="single" w:sz="4" w:space="0" w:color="CBD5E1"/>
+              <w:right w:val="none"/>
+            </w:tcBorders>
+          </w:tcPr>
+          <w:p>
+            <w:pPr>
+              <w:spacing w:before="80" w:after="80"/>
+              <w:jc w:val="center"/>
+            </w:pPr>
+            <w:r>
+              <w:rPr>
+                <w:rFonts w:ascii="Calibri" w:hAnsi="Calibri"/>
+                <w:b/>
+                <w:color w:val="FFFFFF"/>
+                <w:sz w:val="19"/>
+              </w:rPr>
+              <w:t>Standard Skid Count</w:t>
+            </w:r>
+          </w:p>
+        </w:tc>
+        <w:tc>
+          <w:tcPr>
+            <w:tcW w:type="dxa" w:w="1560"/>
+            <w:shd w:fill="0F172A"/>
+            <w:tcBorders>
+              <w:top w:val="single" w:sz="4" w:space="0" w:color="CBD5E1"/>
+              <w:left w:val="none"/>
+              <w:bottom w:val="single" w:sz="4" w:space="0" w:color="CBD5E1"/>
+              <w:right w:val="none"/>
+            </w:tcBorders>
+          </w:tcPr>
+          <w:p>
+            <w:pPr>
+              <w:spacing w:before="80" w:after="80"/>
+              <w:jc w:val="center"/>
+            </w:pPr>
+            <w:r>
+              <w:rPr>
+                <w:rFonts w:ascii="Calibri" w:hAnsi="Calibri"/>
+                <w:b/>
+                <w:color w:val="FFFFFF"/>
+                <w:sz w:val="19"/>
+              </w:rPr>
+              <w:t>Base Zone Rate</w:t>
+            </w:r>
+          </w:p>
+        </w:tc>
+        <w:tc>
+          <w:tcPr>
+            <w:tcW w:type="dxa" w:w="1560"/>
+            <w:shd w:fill="0F172A"/>
+            <w:tcBorders>
+              <w:top w:val="single" w:sz="4" w:space="0" w:color="CBD5E1"/>
+              <w:left w:val="none"/>
+              <w:bottom w:val="single" w:sz="4" w:space="0" w:color="CBD5E1"/>
+              <w:right w:val="none"/>
+            </w:tcBorders>
+          </w:tcPr>
+          <w:p>
+            <w:pPr>
+              <w:spacing w:before="80" w:after="80"/>
+              <w:jc w:val="center"/>
+            </w:pPr>
+            <w:r>
+              <w:rPr>
+                <w:rFonts w:ascii="Calibri" w:hAnsi="Calibri"/>
+                <w:b/>
+                <w:color w:val="FFFFFF"/>
+                <w:sz w:val="19"/>
+              </w:rPr>
+              <w:t>Included Detention</w:t>
+            </w:r>
+          </w:p>
+        </w:tc>
+        <w:tc>
+          <w:tcPr>
+            <w:tcW w:type="dxa" w:w="1560"/>
+            <w:shd w:fill="0F172A"/>
+            <w:tcBorders>
+              <w:top w:val="single" w:sz="4" w:space="0" w:color="CBD5E1"/>
+              <w:left w:val="none"/>
+              <w:bottom w:val="single" w:sz="4" w:space="0" w:color="CBD5E1"/>
+              <w:right w:val="none"/>
+            </w:tcBorders>
+          </w:tcPr>
+          <w:p>
+            <w:pPr>
+              <w:spacing w:before="80" w:after="80"/>
+              <w:jc w:val="center"/>
+            </w:pPr>
+            <w:r>
+              <w:rPr>
+                <w:rFonts w:ascii="Calibri" w:hAnsi="Calibri"/>
+                <w:b/>
+                <w:color w:val="FFFFFF"/>
+                <w:sz w:val="19"/>
+              </w:rPr>
+              <w:t>Extra Stop Fee</w:t>
+            </w:r>
+          </w:p>
+        </w:tc>
+      </w:tr>
+      <w:tr>
+        <w:tc>
+          <w:tcPr>
+            <w:tcW w:type="dxa" w:w="1560"/>
+            <w:shd w:fill="F8FAFC"/>
+            <w:tcBorders>
+              <w:top w:val="single" w:sz="4" w:space="0" w:color="CBD5E1"/>
+              <w:left w:val="none"/>
+              <w:bottom w:val="single" w:sz="4" w:space="0" w:color="CBD5E1"/>
+              <w:right w:val="none"/>
+            </w:tcBorders>
+          </w:tcPr>
+          <w:p>
+            <w:pPr>
+              <w:spacing w:before="80" w:after="80"/>
+              <w:jc w:val="left"/>
+            </w:pPr>
+            <w:r>
+              <w:rPr>
+                <w:rFonts w:ascii="Calibri" w:hAnsi="Calibri"/>
+                <w:color w:val="1E293B"/>
+                <w:sz w:val="18"/>
+              </w:rPr>
+              <w:t>Zone A: Core Metro</w:t>
+            </w:r>
+          </w:p>
+        </w:tc>
+        <w:tc>
+          <w:tcPr>
+            <w:tcW w:type="dxa" w:w="1560"/>
+            <w:shd w:fill="F8FAFC"/>
+            <w:tcBorders>
+              <w:top w:val="single" w:sz="4" w:space="0" w:color="CBD5E1"/>
+              <w:left w:val="none"/>
+              <w:bottom w:val="single" w:sz="4" w:space="0" w:color="CBD5E1"/>
+              <w:right w:val="none"/>
+            </w:tcBorders>
+          </w:tcPr>
+          <w:p>
+            <w:pPr>
+              <w:spacing w:before="80" w:after="80"/>
+              <w:jc w:val="left"/>
+            </w:pPr>
+            <w:r>
+              <w:rPr>
+                <w:rFonts w:ascii="Calibri" w:hAnsi="Calibri"/>
+                <w:color w:val="1E293B"/>
+                <w:sz w:val="18"/>
+              </w:rPr>
+              <w:t>Dallas City Limits, Irving, Grand Prairie, Arlington</w:t>
+            </w:r>
+          </w:p>
+        </w:tc>
+        <w:tc>
+          <w:tcPr>
+            <w:tcW w:type="dxa" w:w="1560"/>
+            <w:shd w:fill="F8FAFC"/>
+            <w:tcBorders>
+              <w:top w:val="single" w:sz="4" w:space="0" w:color="CBD5E1"/>
+              <w:left w:val="none"/>
+              <w:bottom w:val="single" w:sz="4" w:space="0" w:color="CBD5E1"/>
+              <w:right w:val="none"/>
+            </w:tcBorders>
+          </w:tcPr>
+          <w:p>
+            <w:pPr>
+              <w:spacing w:before="80" w:after="80"/>
+              <w:jc w:val="left"/>
+            </w:pPr>
+            <w:r>
+              <w:rPr>
+                <w:rFonts w:ascii="Calibri" w:hAnsi="Calibri"/>
+                <w:color w:val="1E293B"/>
+                <w:sz w:val="18"/>
+              </w:rPr>
+              <w:t>1 to 6 Pallets</w:t>
+            </w:r>
+          </w:p>
+        </w:tc>
+        <w:tc>
+          <w:tcPr>
+            <w:tcW w:type="dxa" w:w="1560"/>
+            <w:shd w:fill="F8FAFC"/>
+            <w:tcBorders>
+              <w:top w:val="single" w:sz="4" w:space="0" w:color="CBD5E1"/>
+              <w:left w:val="none"/>
+              <w:bottom w:val="single" w:sz="4" w:space="0" w:color="CBD5E1"/>
+              <w:right w:val="none"/>
+            </w:tcBorders>
+          </w:tcPr>
+          <w:p>
+            <w:pPr>
+              <w:spacing w:before="80" w:after="80"/>
+              <w:jc w:val="left"/>
+            </w:pPr>
+            <w:r>
+              <w:rPr>
+                <w:rFonts w:ascii="Calibri" w:hAnsi="Calibri"/>
+                <w:color w:val="1E293B"/>
+                <w:sz w:val="18"/>
+              </w:rPr>
+              <w:t>$135.00 Flat</w:t>
+            </w:r>
+          </w:p>
+        </w:tc>
+        <w:tc>
+          <w:tcPr>
+            <w:tcW w:type="dxa" w:w="1560"/>
+            <w:shd w:fill="F8FAFC"/>
+            <w:tcBorders>
+              <w:top w:val="single" w:sz="4" w:space="0" w:color="CBD5E1"/>
+              <w:left w:val="none"/>
+              <w:bottom w:val="single" w:sz="4" w:space="0" w:color="CBD5E1"/>
+              <w:right w:val="none"/>
+            </w:tcBorders>
+          </w:tcPr>
+          <w:p>
+            <w:pPr>
+              <w:spacing w:before="80" w:after="80"/>
+              <w:jc w:val="left"/>
+            </w:pPr>
+            <w:r>
+              <w:rPr>
+                <w:rFonts w:ascii="Calibri" w:hAnsi="Calibri"/>
+                <w:color w:val="1E293B"/>
+                <w:sz w:val="18"/>
+              </w:rPr>
+              <w:t>2 Hours Free</w:t>
+            </w:r>
+          </w:p>
+        </w:tc>
+        <w:tc>
+          <w:tcPr>
+            <w:tcW w:type="dxa" w:w="1560"/>
+            <w:shd w:fill="F8FAFC"/>
+            <w:tcBorders>
+              <w:top w:val="single" w:sz="4" w:space="0" w:color="CBD5E1"/>
+              <w:left w:val="none"/>
+              <w:bottom w:val="single" w:sz="4" w:space="0" w:color="CBD5E1"/>
+              <w:right w:val="none"/>
+            </w:tcBorders>
+          </w:tcPr>
+          <w:p>
+            <w:pPr>
+              <w:spacing w:before="80" w:after="80"/>
+              <w:jc w:val="left"/>
+            </w:pPr>
+            <w:r>
+              <w:rPr>
+                <w:rFonts w:ascii="Calibri" w:hAnsi="Calibri"/>
+                <w:color w:val="1E293B"/>
+                <w:sz w:val="18"/>
+              </w:rPr>
+              <w:t>$35.00 / Stop</w:t>
+            </w:r>
+          </w:p>
+        </w:tc>
+      </w:tr>
+      <w:tr>
+        <w:tc>
+          <w:tcPr>
+            <w:tcW w:type="dxa" w:w="1560"/>
+            <w:shd w:fill="FFFFFF"/>
+            <w:tcBorders>
+              <w:top w:val="single" w:sz="4" w:space="0" w:color="CBD5E1"/>
+              <w:left w:val="none"/>
+              <w:bottom w:val="single" w:sz="4" w:space="0" w:color="CBD5E1"/>
+              <w:right w:val="none"/>
+            </w:tcBorders>
+          </w:tcPr>
+          <w:p>
+            <w:pPr>
+              <w:spacing w:before="80" w:after="80"/>
+              <w:jc w:val="left"/>
+            </w:pPr>
+            <w:r>
+              <w:rPr>
+                <w:rFonts w:ascii="Calibri" w:hAnsi="Calibri"/>
+                <w:color w:val="1E293B"/>
+                <w:sz w:val="18"/>
+              </w:rPr>
+              <w:t>Zone B: Outer Industrial</w:t>
+            </w:r>
+          </w:p>
+        </w:tc>
+        <w:tc>
+          <w:tcPr>
+            <w:tcW w:type="dxa" w:w="1560"/>
+            <w:shd w:fill="FFFFFF"/>
+            <w:tcBorders>
+              <w:top w:val="single" w:sz="4" w:space="0" w:color="CBD5E1"/>
+              <w:left w:val="none"/>
+              <w:bottom w:val="single" w:sz="4" w:space="0" w:color="CBD5E1"/>
+              <w:right w:val="none"/>
+            </w:tcBorders>
+          </w:tcPr>
+          <w:p>
+            <w:pPr>
+              <w:spacing w:before="80" w:after="80"/>
+              <w:jc w:val="left"/>
+            </w:pPr>
+            <w:r>
+              <w:rPr>
+                <w:rFonts w:ascii="Calibri" w:hAnsi="Calibri"/>
+                <w:color w:val="1E293B"/>
+                <w:sz w:val="18"/>
+              </w:rPr>
+              <w:t>Fort Worth, Garland, Carrollton, Plano, Mesquite</w:t>
+            </w:r>
+          </w:p>
+        </w:tc>
+        <w:tc>
+          <w:tcPr>
+            <w:tcW w:type="dxa" w:w="1560"/>
+            <w:shd w:fill="FFFFFF"/>
+            <w:tcBorders>
+              <w:top w:val="single" w:sz="4" w:space="0" w:color="CBD5E1"/>
+              <w:left w:val="none"/>
+              <w:bottom w:val="single" w:sz="4" w:space="0" w:color="CBD5E1"/>
+              <w:right w:val="none"/>
+            </w:tcBorders>
+          </w:tcPr>
+          <w:p>
+            <w:pPr>
+              <w:spacing w:before="80" w:after="80"/>
+              <w:jc w:val="left"/>
+            </w:pPr>
+            <w:r>
+              <w:rPr>
+                <w:rFonts w:ascii="Calibri" w:hAnsi="Calibri"/>
+                <w:color w:val="1E293B"/>
+                <w:sz w:val="18"/>
+              </w:rPr>
+              <w:t>1 to 8 Pallets</w:t>
+            </w:r>
+          </w:p>
+        </w:tc>
+        <w:tc>
+          <w:tcPr>
+            <w:tcW w:type="dxa" w:w="1560"/>
+            <w:shd w:fill="FFFFFF"/>
+            <w:tcBorders>
+              <w:top w:val="single" w:sz="4" w:space="0" w:color="CBD5E1"/>
+              <w:left w:val="none"/>
+              <w:bottom w:val="single" w:sz="4" w:space="0" w:color="CBD5E1"/>
+              <w:right w:val="none"/>
+            </w:tcBorders>
+          </w:tcPr>
+          <w:p>
+            <w:pPr>
+              <w:spacing w:before="80" w:after="80"/>
+              <w:jc w:val="left"/>
+            </w:pPr>
+            <w:r>
+              <w:rPr>
+                <w:rFonts w:ascii="Calibri" w:hAnsi="Calibri"/>
+                <w:color w:val="1E293B"/>
+                <w:sz w:val="18"/>
+              </w:rPr>
+              <w:t>$175.00 Flat</w:t>
+            </w:r>
+          </w:p>
+        </w:tc>
+        <w:tc>
+          <w:tcPr>
+            <w:tcW w:type="dxa" w:w="1560"/>
+            <w:shd w:fill="FFFFFF"/>
+            <w:tcBorders>
+              <w:top w:val="single" w:sz="4" w:space="0" w:color="CBD5E1"/>
+              <w:left w:val="none"/>
+              <w:bottom w:val="single" w:sz="4" w:space="0" w:color="CBD5E1"/>
+              <w:right w:val="none"/>
+            </w:tcBorders>
+          </w:tcPr>
+          <w:p>
+            <w:pPr>
+              <w:spacing w:before="80" w:after="80"/>
+              <w:jc w:val="left"/>
+            </w:pPr>
+            <w:r>
+              <w:rPr>
+                <w:rFonts w:ascii="Calibri" w:hAnsi="Calibri"/>
+                <w:color w:val="1E293B"/>
+                <w:sz w:val="18"/>
+              </w:rPr>
+              <w:t>2 Hours Free</w:t>
+            </w:r>
+          </w:p>
+        </w:tc>
+        <w:tc>
+          <w:tcPr>
+            <w:tcW w:type="dxa" w:w="1560"/>
+            <w:shd w:fill="FFFFFF"/>
+            <w:tcBorders>
+              <w:top w:val="single" w:sz="4" w:space="0" w:color="CBD5E1"/>
+              <w:left w:val="none"/>
+              <w:bottom w:val="single" w:sz="4" w:space="0" w:color="CBD5E1"/>
+              <w:right w:val="none"/>
+            </w:tcBorders>
+          </w:tcPr>
+          <w:p>
+            <w:pPr>
+              <w:spacing w:before="80" w:after="80"/>
+              <w:jc w:val="left"/>
+            </w:pPr>
+            <w:r>
+              <w:rPr>
+                <w:rFonts w:ascii="Calibri" w:hAnsi="Calibri"/>
+                <w:color w:val="1E293B"/>
+                <w:sz w:val="18"/>
+              </w:rPr>
+              <w:t>$45.00 / Stop</w:t>
+            </w:r>
+          </w:p>
+        </w:tc>
+      </w:tr>
+      <w:tr>
+        <w:tc>
+          <w:tcPr>
+            <w:tcW w:type="dxa" w:w="1560"/>
+            <w:shd w:fill="F8FAFC"/>
+            <w:tcBorders>
+              <w:top w:val="single" w:sz="4" w:space="0" w:color="CBD5E1"/>
+              <w:left w:val="none"/>
+              <w:bottom w:val="single" w:sz="4" w:space="0" w:color="CBD5E1"/>
+              <w:right w:val="none"/>
+            </w:tcBorders>
+          </w:tcPr>
+          <w:p>
+            <w:pPr>
+              <w:spacing w:before="80" w:after="80"/>
+              <w:jc w:val="left"/>
+            </w:pPr>
+            <w:r>
+              <w:rPr>
+                <w:rFonts w:ascii="Calibri" w:hAnsi="Calibri"/>
+                <w:color w:val="1E293B"/>
+                <w:sz w:val="18"/>
+              </w:rPr>
+              <w:t>Zone C: North Texas Corridor</w:t>
+            </w:r>
+          </w:p>
+        </w:tc>
+        <w:tc>
+          <w:tcPr>
+            <w:tcW w:type="dxa" w:w="1560"/>
+            <w:shd w:fill="F8FAFC"/>
+            <w:tcBorders>
+              <w:top w:val="single" w:sz="4" w:space="0" w:color="CBD5E1"/>
+              <w:left w:val="none"/>
+              <w:bottom w:val="single" w:sz="4" w:space="0" w:color="CBD5E1"/>
+              <w:right w:val="none"/>
+            </w:tcBorders>
+          </w:tcPr>
+          <w:p>
+            <w:pPr>
+              <w:spacing w:before="80" w:after="80"/>
+              <w:jc w:val="left"/>
+            </w:pPr>
+            <w:r>
+              <w:rPr>
+                <w:rFonts w:ascii="Calibri" w:hAnsi="Calibri"/>
+                <w:color w:val="1E293B"/>
+                <w:sz w:val="18"/>
+              </w:rPr>
+              <w:t>Denton, McKinney, Frisco, Waxahachie, Weatherford</w:t>
+            </w:r>
+          </w:p>
+        </w:tc>
+        <w:tc>
+          <w:tcPr>
+            <w:tcW w:type="dxa" w:w="1560"/>
+            <w:shd w:fill="F8FAFC"/>
+            <w:tcBorders>
+              <w:top w:val="single" w:sz="4" w:space="0" w:color="CBD5E1"/>
+              <w:left w:val="none"/>
+              <w:bottom w:val="single" w:sz="4" w:space="0" w:color="CBD5E1"/>
+              <w:right w:val="none"/>
+            </w:tcBorders>
+          </w:tcPr>
+          <w:p>
+            <w:pPr>
+              <w:spacing w:before="80" w:after="80"/>
+              <w:jc w:val="left"/>
+            </w:pPr>
+            <w:r>
+              <w:rPr>
+                <w:rFonts w:ascii="Calibri" w:hAnsi="Calibri"/>
+                <w:color w:val="1E293B"/>
+                <w:sz w:val="18"/>
+              </w:rPr>
+              <w:t>Full Truckload (12 Skids)</w:t>
+            </w:r>
+          </w:p>
+        </w:tc>
+        <w:tc>
+          <w:tcPr>
+            <w:tcW w:type="dxa" w:w="1560"/>
+            <w:shd w:fill="F8FAFC"/>
+            <w:tcBorders>
+              <w:top w:val="single" w:sz="4" w:space="0" w:color="CBD5E1"/>
+              <w:left w:val="none"/>
+              <w:bottom w:val="single" w:sz="4" w:space="0" w:color="CBD5E1"/>
+              <w:right w:val="none"/>
+            </w:tcBorders>
+          </w:tcPr>
+          <w:p>
+            <w:pPr>
+              <w:spacing w:before="80" w:after="80"/>
+              <w:jc w:val="left"/>
+            </w:pPr>
+            <w:r>
+              <w:rPr>
+                <w:rFonts w:ascii="Calibri" w:hAnsi="Calibri"/>
+                <w:color w:val="1E293B"/>
+                <w:sz w:val="18"/>
+              </w:rPr>
+              <w:t>$245.00 Flat</w:t>
+            </w:r>
+          </w:p>
+        </w:tc>
+        <w:tc>
+          <w:tcPr>
+            <w:tcW w:type="dxa" w:w="1560"/>
+            <w:shd w:fill="F8FAFC"/>
+            <w:tcBorders>
+              <w:top w:val="single" w:sz="4" w:space="0" w:color="CBD5E1"/>
+              <w:left w:val="none"/>
+              <w:bottom w:val="single" w:sz="4" w:space="0" w:color="CBD5E1"/>
+              <w:right w:val="none"/>
+            </w:tcBorders>
+          </w:tcPr>
+          <w:p>
+            <w:pPr>
+              <w:spacing w:before="80" w:after="80"/>
+              <w:jc w:val="left"/>
+            </w:pPr>
+            <w:r>
+              <w:rPr>
+                <w:rFonts w:ascii="Calibri" w:hAnsi="Calibri"/>
+                <w:color w:val="1E293B"/>
+                <w:sz w:val="18"/>
+              </w:rPr>
+              <w:t>2 Hours Free</w:t>
+            </w:r>
+          </w:p>
+        </w:tc>
+        <w:tc>
+          <w:tcPr>
+            <w:tcW w:type="dxa" w:w="1560"/>
+            <w:shd w:fill="F8FAFC"/>
+            <w:tcBorders>
+              <w:top w:val="single" w:sz="4" w:space="0" w:color="CBD5E1"/>
+              <w:left w:val="none"/>
+              <w:bottom w:val="single" w:sz="4" w:space="0" w:color="CBD5E1"/>
+              <w:right w:val="none"/>
+            </w:tcBorders>
+          </w:tcPr>
+          <w:p>
+            <w:pPr>
+              <w:spacing w:before="80" w:after="80"/>
+              <w:jc w:val="left"/>
+            </w:pPr>
+            <w:r>
+              <w:rPr>
+                <w:rFonts w:ascii="Calibri" w:hAnsi="Calibri"/>
+                <w:color w:val="1E293B"/>
+                <w:sz w:val="18"/>
+              </w:rPr>
+              <w:t>$55.00 / Stop</w:t>
+            </w:r>
+          </w:p>
+        </w:tc>
+      </w:tr>
+      <w:tr>
+        <w:tc>
+          <w:tcPr>
+            <w:tcW w:type="dxa" w:w="1560"/>
+            <w:shd w:fill="FFFFFF"/>
+            <w:tcBorders>
+              <w:top w:val="single" w:sz="4" w:space="0" w:color="CBD5E1"/>
+              <w:left w:val="none"/>
+              <w:bottom w:val="single" w:sz="4" w:space="0" w:color="CBD5E1"/>
+              <w:right w:val="none"/>
+            </w:tcBorders>
+          </w:tcPr>
+          <w:p>
+            <w:pPr>
+              <w:spacing w:before="80" w:after="80"/>
+              <w:jc w:val="left"/>
+            </w:pPr>
+            <w:r>
+              <w:rPr>
+                <w:rFonts w:ascii="Calibri" w:hAnsi="Calibri"/>
+                <w:color w:val="1E293B"/>
+                <w:sz w:val="18"/>
+              </w:rPr>
+              <w:t>Hot-Shot Expedited</w:t>
+            </w:r>
+          </w:p>
+        </w:tc>
+        <w:tc>
+          <w:tcPr>
+            <w:tcW w:type="dxa" w:w="1560"/>
+            <w:shd w:fill="FFFFFF"/>
+            <w:tcBorders>
+              <w:top w:val="single" w:sz="4" w:space="0" w:color="CBD5E1"/>
+              <w:left w:val="none"/>
+              <w:bottom w:val="single" w:sz="4" w:space="0" w:color="CBD5E1"/>
+              <w:right w:val="none"/>
+            </w:tcBorders>
+          </w:tcPr>
+          <w:p>
+            <w:pPr>
+              <w:spacing w:before="80" w:after="80"/>
+              <w:jc w:val="left"/>
+            </w:pPr>
+            <w:r>
+              <w:rPr>
+                <w:rFonts w:ascii="Calibri" w:hAnsi="Calibri"/>
+                <w:color w:val="1E293B"/>
+                <w:sz w:val="18"/>
+              </w:rPr>
+              <w:t>Same-Day 120-Minute Emergency Dispatch</w:t>
+            </w:r>
+          </w:p>
+        </w:tc>
+        <w:tc>
+          <w:tcPr>
+            <w:tcW w:type="dxa" w:w="1560"/>
+            <w:shd w:fill="FFFFFF"/>
+            <w:tcBorders>
+              <w:top w:val="single" w:sz="4" w:space="0" w:color="CBD5E1"/>
+              <w:left w:val="none"/>
+              <w:bottom w:val="single" w:sz="4" w:space="0" w:color="CBD5E1"/>
+              <w:right w:val="none"/>
+            </w:tcBorders>
+          </w:tcPr>
+          <w:p>
+            <w:pPr>
+              <w:spacing w:before="80" w:after="80"/>
+              <w:jc w:val="left"/>
+            </w:pPr>
+            <w:r>
+              <w:rPr>
+                <w:rFonts w:ascii="Calibri" w:hAnsi="Calibri"/>
+                <w:color w:val="1E293B"/>
+                <w:sz w:val="18"/>
+              </w:rPr>
+              <w:t>Up to 3,850 lbs</w:t>
+            </w:r>
+          </w:p>
+        </w:tc>
+        <w:tc>
+          <w:tcPr>
+            <w:tcW w:type="dxa" w:w="1560"/>
+            <w:shd w:fill="FFFFFF"/>
+            <w:tcBorders>
+              <w:top w:val="single" w:sz="4" w:space="0" w:color="CBD5E1"/>
+              <w:left w:val="none"/>
+              <w:bottom w:val="single" w:sz="4" w:space="0" w:color="CBD5E1"/>
+              <w:right w:val="none"/>
+            </w:tcBorders>
+          </w:tcPr>
+          <w:p>
+            <w:pPr>
+              <w:spacing w:before="80" w:after="80"/>
+              <w:jc w:val="left"/>
+            </w:pPr>
+            <w:r>
+              <w:rPr>
+                <w:rFonts w:ascii="Calibri" w:hAnsi="Calibri"/>
+                <w:color w:val="1E293B"/>
+                <w:sz w:val="18"/>
+              </w:rPr>
+              <w:t>$1.95 / Mile ($95 Min)</w:t>
+            </w:r>
+          </w:p>
+        </w:tc>
+        <w:tc>
+          <w:tcPr>
+            <w:tcW w:type="dxa" w:w="1560"/>
+            <w:shd w:fill="FFFFFF"/>
+            <w:tcBorders>
+              <w:top w:val="single" w:sz="4" w:space="0" w:color="CBD5E1"/>
+              <w:left w:val="none"/>
+              <w:bottom w:val="single" w:sz="4" w:space="0" w:color="CBD5E1"/>
+              <w:right w:val="none"/>
+            </w:tcBorders>
+          </w:tcPr>
+          <w:p>
+            <w:pPr>
+              <w:spacing w:before="80" w:after="80"/>
+              <w:jc w:val="left"/>
+            </w:pPr>
+            <w:r>
+              <w:rPr>
+                <w:rFonts w:ascii="Calibri" w:hAnsi="Calibri"/>
+                <w:color w:val="1E293B"/>
+                <w:sz w:val="18"/>
+              </w:rPr>
+              <w:t>1 Hour Free</w:t>
+            </w:r>
+          </w:p>
+        </w:tc>
+        <w:tc>
+          <w:tcPr>
+            <w:tcW w:type="dxa" w:w="1560"/>
+            <w:shd w:fill="FFFFFF"/>
+            <w:tcBorders>
+              <w:top w:val="single" w:sz="4" w:space="0" w:color="CBD5E1"/>
+              <w:left w:val="none"/>
+              <w:bottom w:val="single" w:sz="4" w:space="0" w:color="CBD5E1"/>
+              <w:right w:val="none"/>
+            </w:tcBorders>
+          </w:tcPr>
+          <w:p>
+            <w:pPr>
+              <w:spacing w:before="80" w:after="80"/>
+              <w:jc w:val="left"/>
+            </w:pPr>
+            <w:r>
+              <w:rPr>
+                <w:rFonts w:ascii="Calibri" w:hAnsi="Calibri"/>
+                <w:color w:val="1E293B"/>
+                <w:sz w:val="18"/>
+              </w:rPr>
+              <w:t>Dispatched in 30 Min</w:t>
+            </w:r>
+          </w:p>
+        </w:tc>
+      </w:tr>
+    </w:tbl>
     <w:p>
       <w:pPr>
-        <w:pStyle w:val="ListBullet"/>
-        <w:spacing w:before="0" w:after="60" w:line="276" w:lineRule="auto"/>
+        <w:spacing w:before="0" w:after="160"/>
       </w:pPr>
-      <w:r>
-        <w:rPr>
-          <w:rFonts w:ascii="Calibri" w:hAnsi="Calibri"/>
-          <w:color w:val="1E293B"/>
-          <w:sz w:val="20"/>
-        </w:rPr>
-        <w:t>Two Mercedes-Benz Sprinter High-Roof Cargo Vans: 3,850 lbs payload, 170-inch wheelbase, pallet-loadable sliding side doors, dedicated to rush medical supply and critical parcel runs.</w:t>
-      </w:r>
     </w:p>
     <w:p>
-      <w:pPr>
-        <w:pStyle w:val="ListBullet"/>
-        <w:spacing w:before="0" w:after="60" w:line="276" w:lineRule="auto"/>
-      </w:pPr>
       <w:r>
-        <w:rPr>
-          <w:rFonts w:ascii="Calibri" w:hAnsi="Calibri"/>
-          <w:color w:val="1E293B"/>
-          <w:sz w:val="20"/>
-        </w:rPr>
-        <w:t>Handling Equipment: Every unit carries an on-board 5,500-lb heavy-duty hydraulic pallet jack, 4 heavy ratchet load-bars, and 12 furniture blankets.</w:t>
+        <w:br w:type="page"/>
       </w:r>
     </w:p>
     <w:p>
@@ -152,7 +1795,72 @@
           <w:color w:val="0F172A"/>
           <w:sz w:val="26"/>
         </w:rPr>
-        <w:t>CORE OPERATIONAL CAPABILITIES &amp; SLA GUARANTEES</w:t>
+        <w:t>4. COMPLETE OUTBOUND SHIPPER CAMPAIGN TEMPLATES</w:t>
+      </w:r>
+    </w:p>
+    <w:p>
+      <w:pPr>
+        <w:spacing w:before="0" w:after="120" w:line="276" w:lineRule="auto"/>
+      </w:pPr>
+      <w:r>
+        <w:rPr>
+          <w:rFonts w:ascii="Calibri" w:hAnsi="Calibri"/>
+          <w:color w:val="1E293B"/>
+          <w:sz w:val="20"/>
+        </w:rPr>
+        <w:t>1. Outbound Email 1: Open Liftgate Capacity in Local Industrial Park</w:t>
+      </w:r>
+    </w:p>
+    <w:p>
+      <w:pPr>
+        <w:spacing w:before="0" w:after="120" w:line="276" w:lineRule="auto"/>
+      </w:pPr>
+      <w:r>
+        <w:rPr>
+          <w:rFonts w:ascii="Calibri" w:hAnsi="Calibri"/>
+          <w:color w:val="1E293B"/>
+          <w:sz w:val="20"/>
+        </w:rPr>
+        <w:t>Subject: 26ft liftgate truck open in [Industrial Park Name] (Tue/Thu recurring)</w:t>
+      </w:r>
+    </w:p>
+    <w:p>
+      <w:pPr>
+        <w:spacing w:before="0" w:after="120" w:line="276" w:lineRule="auto"/>
+      </w:pPr>
+      <w:r>
+        <w:rPr>
+          <w:rFonts w:ascii="Calibri" w:hAnsi="Calibri"/>
+          <w:color w:val="1E293B"/>
+          <w:sz w:val="20"/>
+        </w:rPr>
+        <w:t>Hi [First Name],</w:t>
+      </w:r>
+    </w:p>
+    <w:p>
+      <w:pPr>
+        <w:spacing w:before="0" w:after="120" w:line="276" w:lineRule="auto"/>
+      </w:pPr>
+      <w:r>
+        <w:rPr>
+          <w:rFonts w:ascii="Calibri" w:hAnsi="Calibri"/>
+          <w:color w:val="1E293B"/>
+          <w:sz w:val="20"/>
+        </w:rPr>
+        <w:t>My team runs two 26ft Freightliner box trucks with 3,500-lb hydraulic liftgates out of our West Davis terminal in Dallas. We currently service two commercial accounts in [Industrial Park Name] every Tuesday and Thursday morning.</w:t>
+      </w:r>
+    </w:p>
+    <w:p>
+      <w:pPr>
+        <w:spacing w:before="0" w:after="120" w:line="276" w:lineRule="auto"/>
+      </w:pPr>
+      <w:r>
+        <w:rPr>
+          <w:rFonts w:ascii="Calibri" w:hAnsi="Calibri"/>
+          <w:color w:val="1E293B"/>
+          <w:sz w:val="20"/>
+        </w:rPr>
+        <w:t>If your shipping department ever needs same-day pallet recovery, scheduled dock transfers, or overflow freight hauled without dealing with unresponsive freight brokers, we would love to handle a test load for you.</w:t>
       </w:r>
     </w:p>
     <w:p>
@@ -166,7 +1874,7 @@
           <w:color w:val="1E293B"/>
           <w:sz w:val="20"/>
         </w:rPr>
-        <w:t>Scheduled Morning Retail Replenishment: Guaranteed pre-10:00 AM dock delivery windows for regional retail corridors.</w:t>
+        <w:t>Asset-based: our trucks, our drivers, our USDOT authority (#3918204)</w:t>
       </w:r>
     </w:p>
     <w:p>
@@ -180,7 +1888,7 @@
           <w:color w:val="1E293B"/>
           <w:sz w:val="20"/>
         </w:rPr>
-        <w:t>Emergency Same-Day Hot-Shot Pallet Recovery: 90-minute rapid dispatch response across Dallas, Tarrant, Collin, and Denton counties.</w:t>
+        <w:t>$1M Auto Liability / $100K Cargo insurance underwritten by Great West Casualty</w:t>
       </w:r>
     </w:p>
     <w:p>
@@ -194,36 +1902,7 @@
           <w:color w:val="1E293B"/>
           <w:sz w:val="20"/>
         </w:rPr>
-        <w:t>2-Hour Free Dock Detention Window: We absorb standard warehouse staging delays without triggering surprise demurrage charges.</w:t>
-      </w:r>
-    </w:p>
-    <w:p>
-      <w:pPr>
-        <w:pStyle w:val="ListBullet"/>
-        <w:spacing w:before="0" w:after="60" w:line="276" w:lineRule="auto"/>
-      </w:pPr>
-      <w:r>
-        <w:rPr>
-          <w:rFonts w:ascii="Calibri" w:hAnsi="Calibri"/>
-          <w:color w:val="1E293B"/>
-          <w:sz w:val="20"/>
-        </w:rPr>
-        <w:t>Direct Dispatcher Communication: No broker layers or outsourced call centers. Live GPS tracking links and instant electronic proof-of-delivery (e-POD) photos emailed immediately upon sign-off.</w:t>
-      </w:r>
-    </w:p>
-    <w:p>
-      <w:pPr>
-        <w:keepNext/>
-        <w:spacing w:before="280" w:after="80"/>
-      </w:pPr>
-      <w:r>
-        <w:rPr>
-          <w:rFonts w:ascii="Calibri" w:hAnsi="Calibri"/>
-          <w:b/>
-          <w:color w:val="0F172A"/>
-          <w:sz w:val="26"/>
-        </w:rPr>
-        <w:t>COLD OUTBOUND SEQUENCE 1: WAREHOUSE SHIPPING SUPERVISOR INTRO</w:t>
+        <w:t>2 full hours of free dock detention on every stop so your team never feels rushed</w:t>
       </w:r>
     </w:p>
     <w:p>
@@ -236,7 +1915,7 @@
           <w:color w:val="1E293B"/>
           <w:sz w:val="20"/>
         </w:rPr>
-        <w:t>Target: Shipping Supervisors &amp; Logistics Leads at Industrial Distribution Hubs in Grand Prairie &amp; Arlington.</w:t>
+        <w:t>Would you be open to a quick 5-minute call this Thursday to see if our lanes align with your freight needs?</w:t>
       </w:r>
     </w:p>
     <w:p>
@@ -249,7 +1928,7 @@
           <w:color w:val="1E293B"/>
           <w:sz w:val="20"/>
         </w:rPr>
-        <w:t>Subject: Open Tue/Thu liftgate capacity in DFW industrial corridor</w:t>
+        <w:t>Best regards,</w:t>
       </w:r>
     </w:p>
     <w:p>
@@ -262,7 +1941,7 @@
           <w:color w:val="1E293B"/>
           <w:sz w:val="20"/>
         </w:rPr>
-        <w:t>Hi {{First_Name}},</w:t>
+        <w:t>Jose Cruz · Managing Partner, Cruz Metro Freight LLC · (214) 555-0194</w:t>
       </w:r>
     </w:p>
     <w:p>
@@ -275,7 +1954,7 @@
           <w:color w:val="1E293B"/>
           <w:sz w:val="20"/>
         </w:rPr>
-        <w:t>We run two dedicated 26ft liftgate box trucks through Arlington, Grand Prairie, and Irving on Tuesday and Thursday mornings.</w:t>
+        <w:t>2. Outbound Email 2: Emergency Pallet Recovery (When Brokers Drop Scheduled Pickups)</w:t>
       </w:r>
     </w:p>
     <w:p>
@@ -288,7 +1967,7 @@
           <w:color w:val="1E293B"/>
           <w:sz w:val="20"/>
         </w:rPr>
-        <w:t>If your primary freight broker ever scrambles to cover regional pallet drops or leaves your dock backed up with late pickups, we keep standby capacity reserved specifically for local DFW manufacturing and distribution facilities.</w:t>
+        <w:t>Subject: Missed freight pickups in DFW / emergency backup coverage</w:t>
       </w:r>
     </w:p>
     <w:p>
@@ -301,49 +1980,7 @@
           <w:color w:val="1E293B"/>
           <w:sz w:val="20"/>
         </w:rPr>
-        <w:t>A few quick highlights on our fleet:</w:t>
-      </w:r>
-    </w:p>
-    <w:p>
-      <w:pPr>
-        <w:pStyle w:val="ListBullet"/>
-        <w:spacing w:before="0" w:after="60" w:line="276" w:lineRule="auto"/>
-      </w:pPr>
-      <w:r>
-        <w:rPr>
-          <w:rFonts w:ascii="Calibri" w:hAnsi="Calibri"/>
-          <w:color w:val="1E293B"/>
-          <w:sz w:val="20"/>
-        </w:rPr>
-        <w:t>Asset-based carrier with late-model 26ft Freightliners (3,500-lb liftgates and pallet jacks on board).</w:t>
-      </w:r>
-    </w:p>
-    <w:p>
-      <w:pPr>
-        <w:pStyle w:val="ListBullet"/>
-        <w:spacing w:before="0" w:after="60" w:line="276" w:lineRule="auto"/>
-      </w:pPr>
-      <w:r>
-        <w:rPr>
-          <w:rFonts w:ascii="Calibri" w:hAnsi="Calibri"/>
-          <w:color w:val="1E293B"/>
-          <w:sz w:val="20"/>
-        </w:rPr>
-        <w:t>2 full hours of free dock detention included per stop—we never nickel-and-dime your facility.</w:t>
-      </w:r>
-    </w:p>
-    <w:p>
-      <w:pPr>
-        <w:pStyle w:val="ListBullet"/>
-        <w:spacing w:before="0" w:after="60" w:line="276" w:lineRule="auto"/>
-      </w:pPr>
-      <w:r>
-        <w:rPr>
-          <w:rFonts w:ascii="Calibri" w:hAnsi="Calibri"/>
-          <w:color w:val="1E293B"/>
-          <w:sz w:val="20"/>
-        </w:rPr>
-        <w:t>$1,000,000 commercial auto liability and $100,000 active cargo insurance (COI available on request).</w:t>
+        <w:t>Hi [First Name],</w:t>
       </w:r>
     </w:p>
     <w:p>
@@ -356,7 +1993,7 @@
           <w:color w:val="1E293B"/>
           <w:sz w:val="20"/>
         </w:rPr>
-        <w:t>Would you be open to keeping our direct dispatcher contact on hand for backup capacity next time a load falls through?</w:t>
+        <w:t>Few things are more frustrating on a Friday afternoon than a freight broker calling at 3:30 PM to announce their carrier dropped your scheduled warehouse pickup.</w:t>
       </w:r>
     </w:p>
     <w:p>
@@ -369,22 +2006,7 @@
           <w:color w:val="1E293B"/>
           <w:sz w:val="20"/>
         </w:rPr>
-        <w:t>Best regards, Jose Cruz · Owner &amp; Fleet Dispatcher · Cruz Metro Freight LLC · (214) 555-0194</w:t>
-      </w:r>
-    </w:p>
-    <w:p>
-      <w:pPr>
-        <w:keepNext/>
-        <w:spacing w:before="280" w:after="80"/>
-      </w:pPr>
-      <w:r>
-        <w:rPr>
-          <w:rFonts w:ascii="Calibri" w:hAnsi="Calibri"/>
-          <w:b/>
-          <w:color w:val="0F172A"/>
-          <w:sz w:val="26"/>
-        </w:rPr>
-        <w:t>COLD OUTBOUND SEQUENCE 2: EMERGENCY MISSED-PICKUP RECOVERY (HOT-SHOT)</w:t>
+        <w:t>We maintain dedicated local box truck and high-roof Sprinter capacity on standby specifically for same-day emergency pallet transfers across Dallas, Fort Worth, Arlington, and Grand Prairie.</w:t>
       </w:r>
     </w:p>
     <w:p>
@@ -397,7 +2019,7 @@
           <w:color w:val="1E293B"/>
           <w:sz w:val="20"/>
         </w:rPr>
-        <w:t>Target: Warehouse Shipping Leads who face dropped loads from national load boards.</w:t>
+        <w:t>Whenever a broker fails to show, call our dispatch line directly at (214) 555-0194. We can typically have a 26ft liftgate truck backed into your bay within 90 minutes.</w:t>
       </w:r>
     </w:p>
     <w:p>
@@ -410,7 +2032,7 @@
           <w:color w:val="1E293B"/>
           <w:sz w:val="20"/>
         </w:rPr>
-        <w:t>Subject: Backup box-truck capacity for missed DFW dock pickups</w:t>
+        <w:t>Can I email you our one-page zone rate card so your shipping leads have it on file for emergency dispatch?</w:t>
       </w:r>
     </w:p>
     <w:p>
@@ -423,7 +2045,7 @@
           <w:color w:val="1E293B"/>
           <w:sz w:val="20"/>
         </w:rPr>
-        <w:t>Hi {{First_Name}},</w:t>
+        <w:t>Best regards,</w:t>
       </w:r>
     </w:p>
     <w:p>
@@ -436,7 +2058,7 @@
           <w:color w:val="1E293B"/>
           <w:sz w:val="20"/>
         </w:rPr>
-        <w:t>Checking in because most warehouse shipping supervisors we talk to deal with 2 to 3 dropped pickups every month when digital freight brokers fail to dispatch drivers on time.</w:t>
+        <w:t>Jose Cruz · Cruz Metro Freight LLC</w:t>
       </w:r>
     </w:p>
     <w:p>
@@ -449,7 +2071,7 @@
           <w:color w:val="1E293B"/>
           <w:sz w:val="20"/>
         </w:rPr>
-        <w:t>When a carrier misses their 2:00 PM cutoff, your staging bays get clogged and customers are on the phone asking where their freight is.</w:t>
+        <w:t>3. Outbound Email 3: Rate Sheet &amp; Free Detention Policy Follow-Up</w:t>
       </w:r>
     </w:p>
     <w:p>
@@ -462,7 +2084,7 @@
           <w:color w:val="1E293B"/>
           <w:sz w:val="20"/>
         </w:rPr>
-        <w:t>Cruz Metro Freight provides same-day regional hot-shot recovery within a 120-mile radius of DFW. We can have a 26ft liftgate truck backed into your bay within 90 minutes of dispatch.</w:t>
+        <w:t>Subject: Quick follow-up + Cruz Metro Freight rate sheet</w:t>
       </w:r>
     </w:p>
     <w:p>
@@ -475,7 +2097,7 @@
           <w:color w:val="1E293B"/>
           <w:sz w:val="20"/>
         </w:rPr>
-        <w:t>If you currently have any distressed freight sitting on your dock this afternoon, reply to this email or call our direct dispatch line at (214) 555-0194 and we'll cover it immediately.</w:t>
+        <w:t>Hi [First Name],</w:t>
       </w:r>
     </w:p>
     <w:p>
@@ -488,22 +2110,7 @@
           <w:color w:val="1E293B"/>
           <w:sz w:val="20"/>
         </w:rPr>
-        <w:t>Warm regards, Jose Cruz · Cruz Metro Freight</w:t>
-      </w:r>
-    </w:p>
-    <w:p>
-      <w:pPr>
-        <w:keepNext/>
-        <w:spacing w:before="280" w:after="80"/>
-      </w:pPr>
-      <w:r>
-        <w:rPr>
-          <w:rFonts w:ascii="Calibri" w:hAnsi="Calibri"/>
-          <w:b/>
-          <w:color w:val="0F172A"/>
-          <w:sz w:val="26"/>
-        </w:rPr>
-        <w:t>COLD OUTBOUND SEQUENCE 3: METRO ZONE FLAT RATE CARD</w:t>
+        <w:t>Following up on my previous note. I've attached our 2026 DFW Metro Zone Rate Sheet. Notice that we include 2 full hours of free dock detention on every run. Most regional carriers start charging $75/hour after 30 minutes; we absorb normal warehouse staging delays because we understand frontline logistics.</w:t>
       </w:r>
     </w:p>
     <w:p>
@@ -516,7 +2123,7 @@
           <w:color w:val="1E293B"/>
           <w:sz w:val="20"/>
         </w:rPr>
-        <w:t>Target: Procurement &amp; Freight Routing Specialists seeking transparent local cartage rates.</w:t>
+        <w:t>Whenever you have an upcoming pallet move or want to benchmark your current carrier rates, feel free to reply directly to this email.</w:t>
       </w:r>
     </w:p>
     <w:p>
@@ -529,129 +2136,7 @@
           <w:color w:val="1E293B"/>
           <w:sz w:val="20"/>
         </w:rPr>
-        <w:t>Subject: Flat metro zone cartage rates — Cruz Metro Freight (DFW)</w:t>
-      </w:r>
-    </w:p>
-    <w:p>
-      <w:pPr>
-        <w:spacing w:before="0" w:after="120" w:line="276" w:lineRule="auto"/>
-      </w:pPr>
-      <w:r>
-        <w:rPr>
-          <w:rFonts w:ascii="Calibri" w:hAnsi="Calibri"/>
-          <w:color w:val="1E293B"/>
-          <w:sz w:val="20"/>
-        </w:rPr>
-        <w:t>Hi {{First_Name}},</w:t>
-      </w:r>
-    </w:p>
-    <w:p>
-      <w:pPr>
-        <w:spacing w:before="0" w:after="120" w:line="276" w:lineRule="auto"/>
-      </w:pPr>
-      <w:r>
-        <w:rPr>
-          <w:rFonts w:ascii="Calibri" w:hAnsi="Calibri"/>
-          <w:color w:val="1E293B"/>
-          <w:sz w:val="20"/>
-        </w:rPr>
-        <w:t>Here is our standard DFW metro rate matrix effective November 1, 2026. Clean, transparent zone pricing with zero fuel surcharge spikes:</w:t>
-      </w:r>
-    </w:p>
-    <w:p>
-      <w:pPr>
-        <w:pStyle w:val="ListBullet"/>
-        <w:spacing w:before="0" w:after="60" w:line="276" w:lineRule="auto"/>
-      </w:pPr>
-      <w:r>
-        <w:rPr>
-          <w:rFonts w:ascii="Calibri" w:hAnsi="Calibri"/>
-          <w:color w:val="1E293B"/>
-          <w:sz w:val="20"/>
-        </w:rPr>
-        <w:t>Metro Core (0–25 miles): $175 Flat base (includes first 2 pallets, +$25 per additional pallet).</w:t>
-      </w:r>
-    </w:p>
-    <w:p>
-      <w:pPr>
-        <w:pStyle w:val="ListBullet"/>
-        <w:spacing w:before="0" w:after="60" w:line="276" w:lineRule="auto"/>
-      </w:pPr>
-      <w:r>
-        <w:rPr>
-          <w:rFonts w:ascii="Calibri" w:hAnsi="Calibri"/>
-          <w:color w:val="1E293B"/>
-          <w:sz w:val="20"/>
-        </w:rPr>
-        <w:t>Outer Metro (25–50 miles): $285 Flat base (includes first 2 pallets, +$35 per additional pallet).</w:t>
-      </w:r>
-    </w:p>
-    <w:p>
-      <w:pPr>
-        <w:pStyle w:val="ListBullet"/>
-        <w:spacing w:before="0" w:after="60" w:line="276" w:lineRule="auto"/>
-      </w:pPr>
-      <w:r>
-        <w:rPr>
-          <w:rFonts w:ascii="Calibri" w:hAnsi="Calibri"/>
-          <w:color w:val="1E293B"/>
-          <w:sz w:val="20"/>
-        </w:rPr>
-        <w:t>Extended Corridor (50–100 miles): $3.85 per loaded mile (straight door-to-door).</w:t>
-      </w:r>
-    </w:p>
-    <w:p>
-      <w:pPr>
-        <w:pStyle w:val="ListBullet"/>
-        <w:spacing w:before="0" w:after="60" w:line="276" w:lineRule="auto"/>
-      </w:pPr>
-      <w:r>
-        <w:rPr>
-          <w:rFonts w:ascii="Calibri" w:hAnsi="Calibri"/>
-          <w:color w:val="1E293B"/>
-          <w:sz w:val="20"/>
-        </w:rPr>
-        <w:t>Liftgate Service: Included on all scheduled retail and ground drops at no extra charge.</w:t>
-      </w:r>
-    </w:p>
-    <w:p>
-      <w:pPr>
-        <w:pStyle w:val="ListBullet"/>
-        <w:spacing w:before="0" w:after="60" w:line="276" w:lineRule="auto"/>
-      </w:pPr>
-      <w:r>
-        <w:rPr>
-          <w:rFonts w:ascii="Calibri" w:hAnsi="Calibri"/>
-          <w:color w:val="1E293B"/>
-          <w:sz w:val="20"/>
-        </w:rPr>
-        <w:t>Free Dock Detention: 2 full hours included per stop before standard $65/hr demurrage applies.</w:t>
-      </w:r>
-    </w:p>
-    <w:p>
-      <w:pPr>
-        <w:spacing w:before="0" w:after="120" w:line="276" w:lineRule="auto"/>
-      </w:pPr>
-      <w:r>
-        <w:rPr>
-          <w:rFonts w:ascii="Calibri" w:hAnsi="Calibri"/>
-          <w:color w:val="1E293B"/>
-          <w:sz w:val="20"/>
-        </w:rPr>
-        <w:t>Let me know if we can quote your upcoming lanes for next month.</w:t>
-      </w:r>
-    </w:p>
-    <w:p>
-      <w:pPr>
-        <w:spacing w:before="0" w:after="120" w:line="276" w:lineRule="auto"/>
-      </w:pPr>
-      <w:r>
-        <w:rPr>
-          <w:rFonts w:ascii="Calibri" w:hAnsi="Calibri"/>
-          <w:color w:val="1E293B"/>
-          <w:sz w:val="20"/>
-        </w:rPr>
-        <w:t>Best, Jose Cruz · Cruz Metro Freight LLC</w:t>
+        <w:t>Best regards, Jose Cruz</w:t>
       </w:r>
     </w:p>
     <w:sectPr>
@@ -688,7 +2173,7 @@
       <w:jc w:val="right"/>
     </w:pPr>
     <w:r>
-      <w:t xml:space="preserve">Cruz Metro Freight — Company Capability Bio &amp; Cold Outreach </w:t>
+      <w:t>Cruz Metro Freight — Corporate Profile &amp; Outbound Shipper Pl</w:t>
     </w:r>
   </w:p>
 </w:hdr>
